--- a/docs/西欧健康队列_胖瘦差异菌分析报告_20260625.docx
+++ b/docs/西欧健康队列_胖瘦差异菌分析报告_20260625.docx
@@ -8418,7 +8418,2845 @@
           <w:sz w:val="29"/>
           <w:szCs w:val="29"/>
         </w:rPr>
-        <w:t xml:space="preserve">3  结论</w:t>
+        <w:t xml:space="preserve">3  自下而上菌株性质程序的对比验证</w:t>
+      </w:r>
+    </w:p>
+    <w:p>
+      <w:pPr>
+        <w:pStyle w:val="Heading2"/>
+        <w:spacing w:after="110" w:before="200"/>
+      </w:pPr>
+      <w:r>
+        <w:rPr>
+          <w:rFonts w:ascii="SimHei" w:cs="SimHei" w:eastAsia="SimHei" w:hAnsi="SimHei"/>
+          <w:b/>
+          <w:bCs/>
+          <w:sz w:val="24"/>
+          <w:szCs w:val="24"/>
+        </w:rPr>
+        <w:t xml:space="preserve">3.1  验证对象与设计</w:t>
+      </w:r>
+    </w:p>
+    <w:p>
+      <w:pPr>
+        <w:spacing w:after="110" w:line="340"/>
+        <w:ind w:firstLine="440"/>
+        <w:jc w:val="both"/>
+      </w:pPr>
+      <w:r>
+        <w:rPr>
+          <w:rFonts w:ascii="SimSun" w:cs="SimSun" w:eastAsia="SimSun" w:hAnsi="SimSun"/>
+          <w:sz w:val="21"/>
+          <w:szCs w:val="21"/>
+        </w:rPr>
+        <w:t xml:space="preserve">项目内已有一套自下而上程序（build_strain_screening_catalog.py），由菌株性质推测减脂效果：以肥胖分类器 SHAP 信号方向、基因组功能潜能（BSH、丁酸、黏液）与安全分层为输入，对 223 株给出“保护”或“促肥胖”标签。该程序的 SHAP 信号来自全部 8 304 样本的</w:t>
+      </w:r>
+      <w:r>
+        <w:rPr>
+          <w:rFonts w:ascii="SimSun" w:cs="SimSun" w:eastAsia="SimSun" w:hAnsi="SimSun"/>
+          <w:b/>
+          <w:bCs/>
+          <w:sz w:val="21"/>
+          <w:szCs w:val="21"/>
+        </w:rPr>
+        <w:t xml:space="preserve">未校正模型</w:t>
+      </w:r>
+      <w:r>
+        <w:rPr>
+          <w:rFonts w:ascii="SimSun" w:cs="SimSun" w:eastAsia="SimSun" w:hAnsi="SimSun"/>
+          <w:sz w:val="21"/>
+          <w:szCs w:val="21"/>
+        </w:rPr>
+        <w:t xml:space="preserve">（未排除 T2D、未校正年龄性别）。本节以第 2 节的严格筛选结果为金标准，检验二者是否匹配。</w:t>
+      </w:r>
+    </w:p>
+    <w:p>
+      <w:pPr>
+        <w:spacing w:after="50" w:before="150"/>
+        <w:jc w:val="center"/>
+      </w:pPr>
+      <w:r>
+        <w:drawing>
+          <wp:inline distT="0" distB="0" distL="0" distR="0">
+            <wp:extent cx="5524500" cy="3962400"/>
+            <wp:effectExtent t="0" r="0" b="0" l="0"/>
+            <wp:docPr id="1" name="fig18_bottomup_validation.png" descr="图 2  自下而上程序与严格筛选结果的对比验证：(A) 混淆矩阵；(B) 一致性随证据强度变化；(C) 各特征判别力；(D) 丙酸与丁酸对比" title="图 2  自下而上程序与严格筛选结果的对比验证：(A) 混淆矩阵；(B) 一致性随证据强度变化；(C) 各特征判别力；(D) 丙酸与丁酸对比"/>
+            <wp:cNvGraphicFramePr>
+              <a:graphicFrameLocks xmlns:a="http://schemas.openxmlformats.org/drawingml/2006/main" noChangeAspect="1"/>
+            </wp:cNvGraphicFramePr>
+            <a:graphic xmlns:a="http://schemas.openxmlformats.org/drawingml/2006/main">
+              <a:graphicData uri="http://schemas.openxmlformats.org/drawingml/2006/picture">
+                <pic:pic xmlns:pic="http://schemas.openxmlformats.org/drawingml/2006/picture">
+                  <pic:nvPicPr>
+                    <pic:cNvPr id="0" name="" descr=""/>
+                    <pic:cNvPicPr>
+                      <a:picLocks noChangeAspect="1" noChangeArrowheads="1"/>
+                    </pic:cNvPicPr>
+                  </pic:nvPicPr>
+                  <pic:blipFill>
+                    <a:blip r:embed="rId9" cstate="none"/>
+                    <a:srcRect/>
+                    <a:stretch>
+                      <a:fillRect/>
+                    </a:stretch>
+                  </pic:blipFill>
+                  <pic:spPr bwMode="auto">
+                    <a:xfrm>
+                      <a:off x="0" y="0"/>
+                      <a:ext cx="5524500" cy="3962400"/>
+                    </a:xfrm>
+                    <a:prstGeom prst="rect">
+                      <a:avLst/>
+                    </a:prstGeom>
+                  </pic:spPr>
+                </pic:pic>
+              </a:graphicData>
+            </a:graphic>
+          </wp:inline>
+        </w:drawing>
+      </w:r>
+    </w:p>
+    <w:p>
+      <w:pPr>
+        <w:spacing w:after="190"/>
+        <w:jc w:val="center"/>
+      </w:pPr>
+      <w:r>
+        <w:rPr>
+          <w:rFonts w:ascii="SimHei" w:cs="SimHei" w:eastAsia="SimHei" w:hAnsi="SimHei"/>
+          <w:b/>
+          <w:bCs/>
+          <w:sz w:val="18"/>
+          <w:szCs w:val="18"/>
+        </w:rPr>
+        <w:t xml:space="preserve">图 2  自下而上程序与严格筛选结果的对比验证：(A) 混淆矩阵；(B) 一致性随证据强度变化；(C) 各特征判别力；(D) 丙酸与丁酸对比</w:t>
+      </w:r>
+    </w:p>
+    <w:p>
+      <w:pPr>
+        <w:pStyle w:val="Heading2"/>
+        <w:spacing w:after="110" w:before="200"/>
+      </w:pPr>
+      <w:r>
+        <w:rPr>
+          <w:rFonts w:ascii="SimHei" w:cs="SimHei" w:eastAsia="SimHei" w:hAnsi="SimHei"/>
+          <w:b/>
+          <w:bCs/>
+          <w:sz w:val="24"/>
+          <w:szCs w:val="24"/>
+        </w:rPr>
+        <w:t xml:space="preserve">3.2  一致性结果</w:t>
+      </w:r>
+    </w:p>
+    <w:p>
+      <w:pPr>
+        <w:spacing w:after="110" w:line="340"/>
+        <w:ind w:firstLine="440"/>
+        <w:jc w:val="both"/>
+      </w:pPr>
+      <w:r>
+        <w:rPr>
+          <w:rFonts w:ascii="SimSun" w:cs="SimSun" w:eastAsia="SimSun" w:hAnsi="SimSun"/>
+          <w:sz w:val="21"/>
+          <w:szCs w:val="21"/>
+        </w:rPr>
+        <w:t xml:space="preserve">一致性随证据强度显著提升：在全部受检物种上仅 61.6%（κ=0.21，接近随机），而在统计稳健的 37 个差异菌上达到 </w:t>
+      </w:r>
+      <w:r>
+        <w:rPr>
+          <w:rFonts w:ascii="SimSun" w:cs="SimSun" w:eastAsia="SimSun" w:hAnsi="SimSun"/>
+          <w:b/>
+          <w:bCs/>
+          <w:sz w:val="21"/>
+          <w:szCs w:val="21"/>
+        </w:rPr>
+        <w:t xml:space="preserve">81.1%（κ=0.516，中等一致）</w:t>
+      </w:r>
+      <w:r>
+        <w:rPr>
+          <w:rFonts w:ascii="SimSun" w:cs="SimSun" w:eastAsia="SimSun" w:hAnsi="SimSun"/>
+          <w:sz w:val="21"/>
+          <w:szCs w:val="21"/>
+        </w:rPr>
+        <w:t xml:space="preserve">（表 6）。</w:t>
+      </w:r>
+    </w:p>
+    <w:tbl>
+      <w:tblPr>
+        <w:tblW w:type="dxa" w:w="9026"/>
+        <w:tblBorders>
+          <w:top w:val="single" w:color="auto" w:sz="4"/>
+          <w:left w:val="single" w:color="auto" w:sz="4"/>
+          <w:bottom w:val="single" w:color="auto" w:sz="4"/>
+          <w:right w:val="single" w:color="auto" w:sz="4"/>
+          <w:insideH w:val="single" w:color="auto" w:sz="4"/>
+          <w:insideV w:val="single" w:color="auto" w:sz="4"/>
+        </w:tblBorders>
+      </w:tblPr>
+      <w:tblGrid>
+        <w:gridCol w:w="2200"/>
+        <w:gridCol w:w="900"/>
+        <w:gridCol w:w="1000"/>
+        <w:gridCol w:w="1000"/>
+        <w:gridCol w:w="3926"/>
+      </w:tblGrid>
+      <w:tr>
+        <w:trPr>
+          <w:tblHeader/>
+        </w:trPr>
+        <w:tc>
+          <w:tcPr>
+            <w:tcW w:type="dxa" w:w="2200"/>
+            <w:tcBorders>
+              <w:top w:val="single" w:color="BBBBBB" w:sz="1"/>
+              <w:left w:val="single" w:color="BBBBBB" w:sz="1"/>
+              <w:bottom w:val="single" w:color="BBBBBB" w:sz="1"/>
+              <w:right w:val="single" w:color="BBBBBB" w:sz="1"/>
+            </w:tcBorders>
+            <w:shd w:fill="D9E2F0" w:val="clear"/>
+            <w:tcMar>
+              <w:top w:type="dxa" w:w="50"/>
+              <w:left w:type="dxa" w:w="80"/>
+              <w:bottom w:type="dxa" w:w="50"/>
+              <w:right w:type="dxa" w:w="80"/>
+            </w:tcMar>
+          </w:tcPr>
+          <w:p>
+            <w:pPr>
+              <w:jc w:val="left"/>
+            </w:pPr>
+            <w:r>
+              <w:rPr>
+                <w:rFonts w:ascii="SimSun" w:cs="SimSun" w:eastAsia="SimSun" w:hAnsi="SimSun"/>
+                <w:b/>
+                <w:bCs/>
+                <w:sz w:val="16"/>
+                <w:szCs w:val="16"/>
+              </w:rPr>
+              <w:t xml:space="preserve">比对范围</w:t>
+            </w:r>
+          </w:p>
+        </w:tc>
+        <w:tc>
+          <w:tcPr>
+            <w:tcW w:type="dxa" w:w="900"/>
+            <w:tcBorders>
+              <w:top w:val="single" w:color="BBBBBB" w:sz="1"/>
+              <w:left w:val="single" w:color="BBBBBB" w:sz="1"/>
+              <w:bottom w:val="single" w:color="BBBBBB" w:sz="1"/>
+              <w:right w:val="single" w:color="BBBBBB" w:sz="1"/>
+            </w:tcBorders>
+            <w:shd w:fill="D9E2F0" w:val="clear"/>
+            <w:tcMar>
+              <w:top w:type="dxa" w:w="50"/>
+              <w:left w:type="dxa" w:w="80"/>
+              <w:bottom w:type="dxa" w:w="50"/>
+              <w:right w:type="dxa" w:w="80"/>
+            </w:tcMar>
+          </w:tcPr>
+          <w:p>
+            <w:pPr>
+              <w:jc w:val="center"/>
+            </w:pPr>
+            <w:r>
+              <w:rPr>
+                <w:rFonts w:ascii="SimSun" w:cs="SimSun" w:eastAsia="SimSun" w:hAnsi="SimSun"/>
+                <w:b/>
+                <w:bCs/>
+                <w:sz w:val="16"/>
+                <w:szCs w:val="16"/>
+              </w:rPr>
+              <w:t xml:space="preserve">物种数</w:t>
+            </w:r>
+          </w:p>
+        </w:tc>
+        <w:tc>
+          <w:tcPr>
+            <w:tcW w:type="dxa" w:w="1000"/>
+            <w:tcBorders>
+              <w:top w:val="single" w:color="BBBBBB" w:sz="1"/>
+              <w:left w:val="single" w:color="BBBBBB" w:sz="1"/>
+              <w:bottom w:val="single" w:color="BBBBBB" w:sz="1"/>
+              <w:right w:val="single" w:color="BBBBBB" w:sz="1"/>
+            </w:tcBorders>
+            <w:shd w:fill="D9E2F0" w:val="clear"/>
+            <w:tcMar>
+              <w:top w:type="dxa" w:w="50"/>
+              <w:left w:type="dxa" w:w="80"/>
+              <w:bottom w:type="dxa" w:w="50"/>
+              <w:right w:type="dxa" w:w="80"/>
+            </w:tcMar>
+          </w:tcPr>
+          <w:p>
+            <w:pPr>
+              <w:jc w:val="center"/>
+            </w:pPr>
+            <w:r>
+              <w:rPr>
+                <w:rFonts w:ascii="SimSun" w:cs="SimSun" w:eastAsia="SimSun" w:hAnsi="SimSun"/>
+                <w:b/>
+                <w:bCs/>
+                <w:sz w:val="16"/>
+                <w:szCs w:val="16"/>
+              </w:rPr>
+              <w:t xml:space="preserve">一致率</w:t>
+            </w:r>
+          </w:p>
+        </w:tc>
+        <w:tc>
+          <w:tcPr>
+            <w:tcW w:type="dxa" w:w="1000"/>
+            <w:tcBorders>
+              <w:top w:val="single" w:color="BBBBBB" w:sz="1"/>
+              <w:left w:val="single" w:color="BBBBBB" w:sz="1"/>
+              <w:bottom w:val="single" w:color="BBBBBB" w:sz="1"/>
+              <w:right w:val="single" w:color="BBBBBB" w:sz="1"/>
+            </w:tcBorders>
+            <w:shd w:fill="D9E2F0" w:val="clear"/>
+            <w:tcMar>
+              <w:top w:type="dxa" w:w="50"/>
+              <w:left w:type="dxa" w:w="80"/>
+              <w:bottom w:type="dxa" w:w="50"/>
+              <w:right w:type="dxa" w:w="80"/>
+            </w:tcMar>
+          </w:tcPr>
+          <w:p>
+            <w:pPr>
+              <w:jc w:val="center"/>
+            </w:pPr>
+            <w:r>
+              <w:rPr>
+                <w:rFonts w:ascii="SimSun" w:cs="SimSun" w:eastAsia="SimSun" w:hAnsi="SimSun"/>
+                <w:b/>
+                <w:bCs/>
+                <w:sz w:val="16"/>
+                <w:szCs w:val="16"/>
+              </w:rPr>
+              <w:t xml:space="preserve">Cohen's κ</w:t>
+            </w:r>
+          </w:p>
+        </w:tc>
+        <w:tc>
+          <w:tcPr>
+            <w:tcW w:type="dxa" w:w="3926"/>
+            <w:tcBorders>
+              <w:top w:val="single" w:color="BBBBBB" w:sz="1"/>
+              <w:left w:val="single" w:color="BBBBBB" w:sz="1"/>
+              <w:bottom w:val="single" w:color="BBBBBB" w:sz="1"/>
+              <w:right w:val="single" w:color="BBBBBB" w:sz="1"/>
+            </w:tcBorders>
+            <w:shd w:fill="D9E2F0" w:val="clear"/>
+            <w:tcMar>
+              <w:top w:type="dxa" w:w="50"/>
+              <w:left w:type="dxa" w:w="80"/>
+              <w:bottom w:type="dxa" w:w="50"/>
+              <w:right w:type="dxa" w:w="80"/>
+            </w:tcMar>
+          </w:tcPr>
+          <w:p>
+            <w:pPr>
+              <w:jc w:val="center"/>
+            </w:pPr>
+            <w:r>
+              <w:rPr>
+                <w:rFonts w:ascii="SimSun" w:cs="SimSun" w:eastAsia="SimSun" w:hAnsi="SimSun"/>
+                <w:b/>
+                <w:bCs/>
+                <w:sz w:val="16"/>
+                <w:szCs w:val="16"/>
+              </w:rPr>
+              <w:t xml:space="preserve">判定</w:t>
+            </w:r>
+          </w:p>
+        </w:tc>
+      </w:tr>
+      <w:tr>
+        <w:trPr>
+          <w:tblHeader w:val="false"/>
+        </w:trPr>
+        <w:tc>
+          <w:tcPr>
+            <w:tcW w:type="dxa" w:w="2200"/>
+            <w:tcBorders>
+              <w:top w:val="single" w:color="BBBBBB" w:sz="1"/>
+              <w:left w:val="single" w:color="BBBBBB" w:sz="1"/>
+              <w:bottom w:val="single" w:color="BBBBBB" w:sz="1"/>
+              <w:right w:val="single" w:color="BBBBBB" w:sz="1"/>
+            </w:tcBorders>
+            <w:shd w:fill="FFFFFF" w:val="clear"/>
+            <w:tcMar>
+              <w:top w:type="dxa" w:w="50"/>
+              <w:left w:type="dxa" w:w="80"/>
+              <w:bottom w:type="dxa" w:w="50"/>
+              <w:right w:type="dxa" w:w="80"/>
+            </w:tcMar>
+          </w:tcPr>
+          <w:p>
+            <w:pPr>
+              <w:jc w:val="left"/>
+            </w:pPr>
+            <w:r>
+              <w:rPr>
+                <w:rFonts w:ascii="SimSun" w:cs="SimSun" w:eastAsia="SimSun" w:hAnsi="SimSun"/>
+                <w:b w:val="false"/>
+                <w:bCs w:val="false"/>
+                <w:sz w:val="16"/>
+                <w:szCs w:val="16"/>
+              </w:rPr>
+              <w:t xml:space="preserve">全部受检物种</w:t>
+            </w:r>
+          </w:p>
+        </w:tc>
+        <w:tc>
+          <w:tcPr>
+            <w:tcW w:type="dxa" w:w="900"/>
+            <w:tcBorders>
+              <w:top w:val="single" w:color="BBBBBB" w:sz="1"/>
+              <w:left w:val="single" w:color="BBBBBB" w:sz="1"/>
+              <w:bottom w:val="single" w:color="BBBBBB" w:sz="1"/>
+              <w:right w:val="single" w:color="BBBBBB" w:sz="1"/>
+            </w:tcBorders>
+            <w:shd w:fill="FFFFFF" w:val="clear"/>
+            <w:tcMar>
+              <w:top w:type="dxa" w:w="50"/>
+              <w:left w:type="dxa" w:w="80"/>
+              <w:bottom w:type="dxa" w:w="50"/>
+              <w:right w:type="dxa" w:w="80"/>
+            </w:tcMar>
+          </w:tcPr>
+          <w:p>
+            <w:pPr>
+              <w:jc w:val="center"/>
+            </w:pPr>
+            <w:r>
+              <w:rPr>
+                <w:rFonts w:ascii="SimSun" w:cs="SimSun" w:eastAsia="SimSun" w:hAnsi="SimSun"/>
+                <w:b w:val="false"/>
+                <w:bCs w:val="false"/>
+                <w:sz w:val="16"/>
+                <w:szCs w:val="16"/>
+              </w:rPr>
+              <w:t xml:space="preserve">190</w:t>
+            </w:r>
+          </w:p>
+        </w:tc>
+        <w:tc>
+          <w:tcPr>
+            <w:tcW w:type="dxa" w:w="1000"/>
+            <w:tcBorders>
+              <w:top w:val="single" w:color="BBBBBB" w:sz="1"/>
+              <w:left w:val="single" w:color="BBBBBB" w:sz="1"/>
+              <w:bottom w:val="single" w:color="BBBBBB" w:sz="1"/>
+              <w:right w:val="single" w:color="BBBBBB" w:sz="1"/>
+            </w:tcBorders>
+            <w:shd w:fill="FFFFFF" w:val="clear"/>
+            <w:tcMar>
+              <w:top w:type="dxa" w:w="50"/>
+              <w:left w:type="dxa" w:w="80"/>
+              <w:bottom w:type="dxa" w:w="50"/>
+              <w:right w:type="dxa" w:w="80"/>
+            </w:tcMar>
+          </w:tcPr>
+          <w:p>
+            <w:pPr>
+              <w:jc w:val="center"/>
+            </w:pPr>
+            <w:r>
+              <w:rPr>
+                <w:rFonts w:ascii="SimSun" w:cs="SimSun" w:eastAsia="SimSun" w:hAnsi="SimSun"/>
+                <w:b w:val="false"/>
+                <w:bCs w:val="false"/>
+                <w:sz w:val="16"/>
+                <w:szCs w:val="16"/>
+              </w:rPr>
+              <w:t xml:space="preserve">61.6%</w:t>
+            </w:r>
+          </w:p>
+        </w:tc>
+        <w:tc>
+          <w:tcPr>
+            <w:tcW w:type="dxa" w:w="1000"/>
+            <w:tcBorders>
+              <w:top w:val="single" w:color="BBBBBB" w:sz="1"/>
+              <w:left w:val="single" w:color="BBBBBB" w:sz="1"/>
+              <w:bottom w:val="single" w:color="BBBBBB" w:sz="1"/>
+              <w:right w:val="single" w:color="BBBBBB" w:sz="1"/>
+            </w:tcBorders>
+            <w:shd w:fill="FFFFFF" w:val="clear"/>
+            <w:tcMar>
+              <w:top w:type="dxa" w:w="50"/>
+              <w:left w:type="dxa" w:w="80"/>
+              <w:bottom w:type="dxa" w:w="50"/>
+              <w:right w:type="dxa" w:w="80"/>
+            </w:tcMar>
+          </w:tcPr>
+          <w:p>
+            <w:pPr>
+              <w:jc w:val="center"/>
+            </w:pPr>
+            <w:r>
+              <w:rPr>
+                <w:rFonts w:ascii="SimSun" w:cs="SimSun" w:eastAsia="SimSun" w:hAnsi="SimSun"/>
+                <w:b w:val="false"/>
+                <w:bCs w:val="false"/>
+                <w:sz w:val="16"/>
+                <w:szCs w:val="16"/>
+              </w:rPr>
+              <w:t xml:space="preserve">0.21</w:t>
+            </w:r>
+          </w:p>
+        </w:tc>
+        <w:tc>
+          <w:tcPr>
+            <w:tcW w:type="dxa" w:w="3926"/>
+            <w:tcBorders>
+              <w:top w:val="single" w:color="BBBBBB" w:sz="1"/>
+              <w:left w:val="single" w:color="BBBBBB" w:sz="1"/>
+              <w:bottom w:val="single" w:color="BBBBBB" w:sz="1"/>
+              <w:right w:val="single" w:color="BBBBBB" w:sz="1"/>
+            </w:tcBorders>
+            <w:shd w:fill="FFFFFF" w:val="clear"/>
+            <w:tcMar>
+              <w:top w:type="dxa" w:w="50"/>
+              <w:left w:type="dxa" w:w="80"/>
+              <w:bottom w:type="dxa" w:w="50"/>
+              <w:right w:type="dxa" w:w="80"/>
+            </w:tcMar>
+          </w:tcPr>
+          <w:p>
+            <w:pPr>
+              <w:jc w:val="center"/>
+            </w:pPr>
+            <w:r>
+              <w:rPr>
+                <w:rFonts w:ascii="SimSun" w:cs="SimSun" w:eastAsia="SimSun" w:hAnsi="SimSun"/>
+                <w:b w:val="false"/>
+                <w:bCs w:val="false"/>
+                <w:sz w:val="16"/>
+                <w:szCs w:val="16"/>
+              </w:rPr>
+              <w:t xml:space="preserve">弱一致（接近随机）</w:t>
+            </w:r>
+          </w:p>
+        </w:tc>
+      </w:tr>
+      <w:tr>
+        <w:trPr>
+          <w:tblHeader w:val="false"/>
+        </w:trPr>
+        <w:tc>
+          <w:tcPr>
+            <w:tcW w:type="dxa" w:w="2200"/>
+            <w:tcBorders>
+              <w:top w:val="single" w:color="BBBBBB" w:sz="1"/>
+              <w:left w:val="single" w:color="BBBBBB" w:sz="1"/>
+              <w:bottom w:val="single" w:color="BBBBBB" w:sz="1"/>
+              <w:right w:val="single" w:color="BBBBBB" w:sz="1"/>
+            </w:tcBorders>
+            <w:shd w:fill="FFFFFF" w:val="clear"/>
+            <w:tcMar>
+              <w:top w:type="dxa" w:w="50"/>
+              <w:left w:type="dxa" w:w="80"/>
+              <w:bottom w:type="dxa" w:w="50"/>
+              <w:right w:type="dxa" w:w="80"/>
+            </w:tcMar>
+          </w:tcPr>
+          <w:p>
+            <w:pPr>
+              <w:jc w:val="left"/>
+            </w:pPr>
+            <w:r>
+              <w:rPr>
+                <w:rFonts w:ascii="SimSun" w:cs="SimSun" w:eastAsia="SimSun" w:hAnsi="SimSun"/>
+                <w:b w:val="false"/>
+                <w:bCs w:val="false"/>
+                <w:sz w:val="16"/>
+                <w:szCs w:val="16"/>
+              </w:rPr>
+              <w:t xml:space="preserve">FDR&lt;0.05 显著</w:t>
+            </w:r>
+          </w:p>
+        </w:tc>
+        <w:tc>
+          <w:tcPr>
+            <w:tcW w:type="dxa" w:w="900"/>
+            <w:tcBorders>
+              <w:top w:val="single" w:color="BBBBBB" w:sz="1"/>
+              <w:left w:val="single" w:color="BBBBBB" w:sz="1"/>
+              <w:bottom w:val="single" w:color="BBBBBB" w:sz="1"/>
+              <w:right w:val="single" w:color="BBBBBB" w:sz="1"/>
+            </w:tcBorders>
+            <w:shd w:fill="FFFFFF" w:val="clear"/>
+            <w:tcMar>
+              <w:top w:type="dxa" w:w="50"/>
+              <w:left w:type="dxa" w:w="80"/>
+              <w:bottom w:type="dxa" w:w="50"/>
+              <w:right w:type="dxa" w:w="80"/>
+            </w:tcMar>
+          </w:tcPr>
+          <w:p>
+            <w:pPr>
+              <w:jc w:val="center"/>
+            </w:pPr>
+            <w:r>
+              <w:rPr>
+                <w:rFonts w:ascii="SimSun" w:cs="SimSun" w:eastAsia="SimSun" w:hAnsi="SimSun"/>
+                <w:b w:val="false"/>
+                <w:bCs w:val="false"/>
+                <w:sz w:val="16"/>
+                <w:szCs w:val="16"/>
+              </w:rPr>
+              <w:t xml:space="preserve">41</w:t>
+            </w:r>
+          </w:p>
+        </w:tc>
+        <w:tc>
+          <w:tcPr>
+            <w:tcW w:type="dxa" w:w="1000"/>
+            <w:tcBorders>
+              <w:top w:val="single" w:color="BBBBBB" w:sz="1"/>
+              <w:left w:val="single" w:color="BBBBBB" w:sz="1"/>
+              <w:bottom w:val="single" w:color="BBBBBB" w:sz="1"/>
+              <w:right w:val="single" w:color="BBBBBB" w:sz="1"/>
+            </w:tcBorders>
+            <w:shd w:fill="FFFFFF" w:val="clear"/>
+            <w:tcMar>
+              <w:top w:type="dxa" w:w="50"/>
+              <w:left w:type="dxa" w:w="80"/>
+              <w:bottom w:type="dxa" w:w="50"/>
+              <w:right w:type="dxa" w:w="80"/>
+            </w:tcMar>
+          </w:tcPr>
+          <w:p>
+            <w:pPr>
+              <w:jc w:val="center"/>
+            </w:pPr>
+            <w:r>
+              <w:rPr>
+                <w:rFonts w:ascii="SimSun" w:cs="SimSun" w:eastAsia="SimSun" w:hAnsi="SimSun"/>
+                <w:b w:val="false"/>
+                <w:bCs w:val="false"/>
+                <w:sz w:val="16"/>
+                <w:szCs w:val="16"/>
+              </w:rPr>
+              <w:t xml:space="preserve">80.5%</w:t>
+            </w:r>
+          </w:p>
+        </w:tc>
+        <w:tc>
+          <w:tcPr>
+            <w:tcW w:type="dxa" w:w="1000"/>
+            <w:tcBorders>
+              <w:top w:val="single" w:color="BBBBBB" w:sz="1"/>
+              <w:left w:val="single" w:color="BBBBBB" w:sz="1"/>
+              <w:bottom w:val="single" w:color="BBBBBB" w:sz="1"/>
+              <w:right w:val="single" w:color="BBBBBB" w:sz="1"/>
+            </w:tcBorders>
+            <w:shd w:fill="FFFFFF" w:val="clear"/>
+            <w:tcMar>
+              <w:top w:type="dxa" w:w="50"/>
+              <w:left w:type="dxa" w:w="80"/>
+              <w:bottom w:type="dxa" w:w="50"/>
+              <w:right w:type="dxa" w:w="80"/>
+            </w:tcMar>
+          </w:tcPr>
+          <w:p>
+            <w:pPr>
+              <w:jc w:val="center"/>
+            </w:pPr>
+            <w:r>
+              <w:rPr>
+                <w:rFonts w:ascii="SimSun" w:cs="SimSun" w:eastAsia="SimSun" w:hAnsi="SimSun"/>
+                <w:b w:val="false"/>
+                <w:bCs w:val="false"/>
+                <w:sz w:val="16"/>
+                <w:szCs w:val="16"/>
+              </w:rPr>
+              <w:t xml:space="preserve">0.486</w:t>
+            </w:r>
+          </w:p>
+        </w:tc>
+        <w:tc>
+          <w:tcPr>
+            <w:tcW w:type="dxa" w:w="3926"/>
+            <w:tcBorders>
+              <w:top w:val="single" w:color="BBBBBB" w:sz="1"/>
+              <w:left w:val="single" w:color="BBBBBB" w:sz="1"/>
+              <w:bottom w:val="single" w:color="BBBBBB" w:sz="1"/>
+              <w:right w:val="single" w:color="BBBBBB" w:sz="1"/>
+            </w:tcBorders>
+            <w:shd w:fill="FFFFFF" w:val="clear"/>
+            <w:tcMar>
+              <w:top w:type="dxa" w:w="50"/>
+              <w:left w:type="dxa" w:w="80"/>
+              <w:bottom w:type="dxa" w:w="50"/>
+              <w:right w:type="dxa" w:w="80"/>
+            </w:tcMar>
+          </w:tcPr>
+          <w:p>
+            <w:pPr>
+              <w:jc w:val="center"/>
+            </w:pPr>
+            <w:r>
+              <w:rPr>
+                <w:rFonts w:ascii="SimSun" w:cs="SimSun" w:eastAsia="SimSun" w:hAnsi="SimSun"/>
+                <w:b w:val="false"/>
+                <w:bCs w:val="false"/>
+                <w:sz w:val="16"/>
+                <w:szCs w:val="16"/>
+              </w:rPr>
+              <w:t xml:space="preserve">中等一致</w:t>
+            </w:r>
+          </w:p>
+        </w:tc>
+      </w:tr>
+      <w:tr>
+        <w:trPr>
+          <w:tblHeader w:val="false"/>
+        </w:trPr>
+        <w:tc>
+          <w:tcPr>
+            <w:tcW w:type="dxa" w:w="2200"/>
+            <w:tcBorders>
+              <w:top w:val="single" w:color="BBBBBB" w:sz="1"/>
+              <w:left w:val="single" w:color="BBBBBB" w:sz="1"/>
+              <w:bottom w:val="single" w:color="BBBBBB" w:sz="1"/>
+              <w:right w:val="single" w:color="BBBBBB" w:sz="1"/>
+            </w:tcBorders>
+            <w:shd w:fill="FFFFFF" w:val="clear"/>
+            <w:tcMar>
+              <w:top w:type="dxa" w:w="50"/>
+              <w:left w:type="dxa" w:w="80"/>
+              <w:bottom w:type="dxa" w:w="50"/>
+              <w:right w:type="dxa" w:w="80"/>
+            </w:tcMar>
+          </w:tcPr>
+          <w:p>
+            <w:pPr>
+              <w:jc w:val="left"/>
+            </w:pPr>
+            <w:r>
+              <w:rPr>
+                <w:rFonts w:ascii="SimSun" w:cs="SimSun" w:eastAsia="SimSun" w:hAnsi="SimSun"/>
+                <w:b w:val="false"/>
+                <w:bCs w:val="false"/>
+                <w:sz w:val="16"/>
+                <w:szCs w:val="16"/>
+              </w:rPr>
+              <w:t xml:space="preserve">稳健差异菌</w:t>
+            </w:r>
+          </w:p>
+        </w:tc>
+        <w:tc>
+          <w:tcPr>
+            <w:tcW w:type="dxa" w:w="900"/>
+            <w:tcBorders>
+              <w:top w:val="single" w:color="BBBBBB" w:sz="1"/>
+              <w:left w:val="single" w:color="BBBBBB" w:sz="1"/>
+              <w:bottom w:val="single" w:color="BBBBBB" w:sz="1"/>
+              <w:right w:val="single" w:color="BBBBBB" w:sz="1"/>
+            </w:tcBorders>
+            <w:shd w:fill="FFFFFF" w:val="clear"/>
+            <w:tcMar>
+              <w:top w:type="dxa" w:w="50"/>
+              <w:left w:type="dxa" w:w="80"/>
+              <w:bottom w:type="dxa" w:w="50"/>
+              <w:right w:type="dxa" w:w="80"/>
+            </w:tcMar>
+          </w:tcPr>
+          <w:p>
+            <w:pPr>
+              <w:jc w:val="center"/>
+            </w:pPr>
+            <w:r>
+              <w:rPr>
+                <w:rFonts w:ascii="SimSun" w:cs="SimSun" w:eastAsia="SimSun" w:hAnsi="SimSun"/>
+                <w:b w:val="false"/>
+                <w:bCs w:val="false"/>
+                <w:sz w:val="16"/>
+                <w:szCs w:val="16"/>
+              </w:rPr>
+              <w:t xml:space="preserve">37</w:t>
+            </w:r>
+          </w:p>
+        </w:tc>
+        <w:tc>
+          <w:tcPr>
+            <w:tcW w:type="dxa" w:w="1000"/>
+            <w:tcBorders>
+              <w:top w:val="single" w:color="BBBBBB" w:sz="1"/>
+              <w:left w:val="single" w:color="BBBBBB" w:sz="1"/>
+              <w:bottom w:val="single" w:color="BBBBBB" w:sz="1"/>
+              <w:right w:val="single" w:color="BBBBBB" w:sz="1"/>
+            </w:tcBorders>
+            <w:shd w:fill="FFFFFF" w:val="clear"/>
+            <w:tcMar>
+              <w:top w:type="dxa" w:w="50"/>
+              <w:left w:type="dxa" w:w="80"/>
+              <w:bottom w:type="dxa" w:w="50"/>
+              <w:right w:type="dxa" w:w="80"/>
+            </w:tcMar>
+          </w:tcPr>
+          <w:p>
+            <w:pPr>
+              <w:jc w:val="center"/>
+            </w:pPr>
+            <w:r>
+              <w:rPr>
+                <w:rFonts w:ascii="SimSun" w:cs="SimSun" w:eastAsia="SimSun" w:hAnsi="SimSun"/>
+                <w:b w:val="false"/>
+                <w:bCs w:val="false"/>
+                <w:sz w:val="16"/>
+                <w:szCs w:val="16"/>
+              </w:rPr>
+              <w:t xml:space="preserve">81.1%</w:t>
+            </w:r>
+          </w:p>
+        </w:tc>
+        <w:tc>
+          <w:tcPr>
+            <w:tcW w:type="dxa" w:w="1000"/>
+            <w:tcBorders>
+              <w:top w:val="single" w:color="BBBBBB" w:sz="1"/>
+              <w:left w:val="single" w:color="BBBBBB" w:sz="1"/>
+              <w:bottom w:val="single" w:color="BBBBBB" w:sz="1"/>
+              <w:right w:val="single" w:color="BBBBBB" w:sz="1"/>
+            </w:tcBorders>
+            <w:shd w:fill="FFFFFF" w:val="clear"/>
+            <w:tcMar>
+              <w:top w:type="dxa" w:w="50"/>
+              <w:left w:type="dxa" w:w="80"/>
+              <w:bottom w:type="dxa" w:w="50"/>
+              <w:right w:type="dxa" w:w="80"/>
+            </w:tcMar>
+          </w:tcPr>
+          <w:p>
+            <w:pPr>
+              <w:jc w:val="center"/>
+            </w:pPr>
+            <w:r>
+              <w:rPr>
+                <w:rFonts w:ascii="SimSun" w:cs="SimSun" w:eastAsia="SimSun" w:hAnsi="SimSun"/>
+                <w:b w:val="false"/>
+                <w:bCs w:val="false"/>
+                <w:sz w:val="16"/>
+                <w:szCs w:val="16"/>
+              </w:rPr>
+              <w:t xml:space="preserve">0.516</w:t>
+            </w:r>
+          </w:p>
+        </w:tc>
+        <w:tc>
+          <w:tcPr>
+            <w:tcW w:type="dxa" w:w="3926"/>
+            <w:tcBorders>
+              <w:top w:val="single" w:color="BBBBBB" w:sz="1"/>
+              <w:left w:val="single" w:color="BBBBBB" w:sz="1"/>
+              <w:bottom w:val="single" w:color="BBBBBB" w:sz="1"/>
+              <w:right w:val="single" w:color="BBBBBB" w:sz="1"/>
+            </w:tcBorders>
+            <w:shd w:fill="FFFFFF" w:val="clear"/>
+            <w:tcMar>
+              <w:top w:type="dxa" w:w="50"/>
+              <w:left w:type="dxa" w:w="80"/>
+              <w:bottom w:type="dxa" w:w="50"/>
+              <w:right w:type="dxa" w:w="80"/>
+            </w:tcMar>
+          </w:tcPr>
+          <w:p>
+            <w:pPr>
+              <w:jc w:val="center"/>
+            </w:pPr>
+            <w:r>
+              <w:rPr>
+                <w:rFonts w:ascii="SimSun" w:cs="SimSun" w:eastAsia="SimSun" w:hAnsi="SimSun"/>
+                <w:b w:val="false"/>
+                <w:bCs w:val="false"/>
+                <w:sz w:val="16"/>
+                <w:szCs w:val="16"/>
+              </w:rPr>
+              <w:t xml:space="preserve">中等一致</w:t>
+            </w:r>
+          </w:p>
+        </w:tc>
+      </w:tr>
+    </w:tbl>
+    <w:p>
+      <w:pPr>
+        <w:spacing w:after="180" w:before="70"/>
+        <w:jc w:val="center"/>
+      </w:pPr>
+      <w:r>
+        <w:rPr>
+          <w:rFonts w:ascii="SimHei" w:cs="SimHei" w:eastAsia="SimHei" w:hAnsi="SimHei"/>
+          <w:b/>
+          <w:bCs/>
+          <w:sz w:val="17"/>
+          <w:szCs w:val="17"/>
+        </w:rPr>
+        <w:t xml:space="preserve">表 6  自下而上程序与严格筛选结果的一致性</w:t>
+      </w:r>
+    </w:p>
+    <w:p>
+      <w:pPr>
+        <w:spacing w:after="110" w:line="340"/>
+        <w:ind w:firstLine="440"/>
+        <w:jc w:val="both"/>
+      </w:pPr>
+      <w:r>
+        <w:rPr>
+          <w:rFonts w:ascii="SimSun" w:cs="SimSun" w:eastAsia="SimSun" w:hAnsi="SimSun"/>
+          <w:b/>
+          <w:bCs/>
+          <w:sz w:val="21"/>
+          <w:szCs w:val="21"/>
+        </w:rPr>
+        <w:t xml:space="preserve">程序可靠性高度不对称</w:t>
+      </w:r>
+      <w:r>
+        <w:rPr>
+          <w:rFonts w:ascii="SimSun" w:cs="SimSun" w:eastAsia="SimSun" w:hAnsi="SimSun"/>
+          <w:sz w:val="21"/>
+          <w:szCs w:val="21"/>
+        </w:rPr>
+        <w:t xml:space="preserve">：当程序预测某菌为“保护/瘦人富集”时，精确率高达 </w:t>
+      </w:r>
+      <w:r>
+        <w:rPr>
+          <w:rFonts w:ascii="SimSun" w:cs="SimSun" w:eastAsia="SimSun" w:hAnsi="SimSun"/>
+          <w:b/>
+          <w:bCs/>
+          <w:sz w:val="21"/>
+          <w:szCs w:val="21"/>
+        </w:rPr>
+        <w:t xml:space="preserve">24/25 = 96%</w:t>
+      </w:r>
+      <w:r>
+        <w:rPr>
+          <w:rFonts w:ascii="SimSun" w:cs="SimSun" w:eastAsia="SimSun" w:hAnsi="SimSun"/>
+          <w:sz w:val="21"/>
+          <w:szCs w:val="21"/>
+        </w:rPr>
+        <w:t xml:space="preserve">，高度可信；但当其预测“促肥胖”时，精确率仅 </w:t>
+      </w:r>
+      <w:r>
+        <w:rPr>
+          <w:rFonts w:ascii="SimSun" w:cs="SimSun" w:eastAsia="SimSun" w:hAnsi="SimSun"/>
+          <w:b/>
+          <w:bCs/>
+          <w:sz w:val="21"/>
+          <w:szCs w:val="21"/>
+        </w:rPr>
+        <w:t xml:space="preserve">6/12 = 50%</w:t>
+      </w:r>
+      <w:r>
+        <w:rPr>
+          <w:rFonts w:ascii="SimSun" w:cs="SimSun" w:eastAsia="SimSun" w:hAnsi="SimSun"/>
+          <w:sz w:val="21"/>
+          <w:szCs w:val="21"/>
+        </w:rPr>
+        <w:t xml:space="preserve">，等同随机，不可用于排除菌株。</w:t>
+      </w:r>
+    </w:p>
+    <w:p>
+      <w:pPr>
+        <w:spacing w:after="110" w:line="340"/>
+        <w:ind w:firstLine="440"/>
+        <w:jc w:val="both"/>
+      </w:pPr>
+      <w:r>
+        <w:rPr>
+          <w:rFonts w:ascii="SimSun" w:cs="SimSun" w:eastAsia="SimSun" w:hAnsi="SimSun"/>
+          <w:b/>
+          <w:bCs/>
+          <w:sz w:val="21"/>
+          <w:szCs w:val="21"/>
+        </w:rPr>
+        <w:t xml:space="preserve">一个高后果误判</w:t>
+      </w:r>
+      <w:r>
+        <w:rPr>
+          <w:rFonts w:ascii="SimSun" w:cs="SimSun" w:eastAsia="SimSun" w:hAnsi="SimSun"/>
+          <w:sz w:val="21"/>
+          <w:szCs w:val="21"/>
+        </w:rPr>
+        <w:t xml:space="preserve">：Ruminococcus gnavus 被程序判为“保护”，实测却是最强肥胖标志（肥胖者丰度翻倍 2.05 倍）。该菌为已知黏液降解促炎菌——若仅依据该程序选菌，会将促炎菌纳入减脂配方。其余 6 例误判均为 SHAP 重要性极低（0.002–0.015）的未培养 CAG 类群。</w:t>
+      </w:r>
+    </w:p>
+    <w:p>
+      <w:pPr>
+        <w:pStyle w:val="Heading1"/>
+        <w:spacing w:after="150" w:before="300"/>
+      </w:pPr>
+      <w:r>
+        <w:rPr>
+          <w:rFonts w:ascii="SimHei" w:cs="SimHei" w:eastAsia="SimHei" w:hAnsi="SimHei"/>
+          <w:b/>
+          <w:bCs/>
+          <w:sz w:val="29"/>
+          <w:szCs w:val="29"/>
+        </w:rPr>
+        <w:t xml:space="preserve">4  减脂相关特征的进一步筛选</w:t>
+      </w:r>
+    </w:p>
+    <w:p>
+      <w:pPr>
+        <w:pStyle w:val="Heading2"/>
+        <w:spacing w:after="110" w:before="200"/>
+      </w:pPr>
+      <w:r>
+        <w:rPr>
+          <w:rFonts w:ascii="SimHei" w:cs="SimHei" w:eastAsia="SimHei" w:hAnsi="SimHei"/>
+          <w:b/>
+          <w:bCs/>
+          <w:sz w:val="24"/>
+          <w:szCs w:val="24"/>
+        </w:rPr>
+        <w:t xml:space="preserve">4.1  功能潜能：丙酸有效，丁酸无效</w:t>
+      </w:r>
+    </w:p>
+    <w:p>
+      <w:pPr>
+        <w:spacing w:after="110" w:line="340"/>
+        <w:ind w:firstLine="440"/>
+        <w:jc w:val="both"/>
+      </w:pPr>
+      <w:r>
+        <w:rPr>
+          <w:rFonts w:ascii="SimSun" w:cs="SimSun" w:eastAsia="SimSun" w:hAnsi="SimSun"/>
+          <w:sz w:val="21"/>
+          <w:szCs w:val="21"/>
+        </w:rPr>
+        <w:t xml:space="preserve">在剔除源自模型自身的循环特征后，对独立生物学特征逐一检验（图 2C、2D）。</w:t>
+      </w:r>
+      <w:r>
+        <w:rPr>
+          <w:rFonts w:ascii="SimSun" w:cs="SimSun" w:eastAsia="SimSun" w:hAnsi="SimSun"/>
+          <w:b/>
+          <w:bCs/>
+          <w:sz w:val="21"/>
+          <w:szCs w:val="21"/>
+        </w:rPr>
+        <w:t xml:space="preserve">丙酸产生潜能是唯一有效的功能特征</w:t>
+      </w:r>
+      <w:r>
+        <w:rPr>
+          <w:rFonts w:ascii="SimSun" w:cs="SimSun" w:eastAsia="SimSun" w:hAnsi="SimSun"/>
+          <w:sz w:val="21"/>
+          <w:szCs w:val="21"/>
+        </w:rPr>
+        <w:t xml:space="preserve">：10 个具丙酸潜能的显著物种</w:t>
+      </w:r>
+      <w:r>
+        <w:rPr>
+          <w:rFonts w:ascii="SimSun" w:cs="SimSun" w:eastAsia="SimSun" w:hAnsi="SimSun"/>
+          <w:b/>
+          <w:bCs/>
+          <w:sz w:val="21"/>
+          <w:szCs w:val="21"/>
+        </w:rPr>
+        <w:t xml:space="preserve">全部</w:t>
+      </w:r>
+      <w:r>
+        <w:rPr>
+          <w:rFonts w:ascii="SimSun" w:cs="SimSun" w:eastAsia="SimSun" w:hAnsi="SimSun"/>
+          <w:sz w:val="21"/>
+          <w:szCs w:val="21"/>
+        </w:rPr>
+        <w:t xml:space="preserve">为瘦人富集（100%），高于无丙酸潜能者的 77%。</w:t>
+      </w:r>
+      <w:r>
+        <w:rPr>
+          <w:rFonts w:ascii="SimSun" w:cs="SimSun" w:eastAsia="SimSun" w:hAnsi="SimSun"/>
+          <w:b/>
+          <w:bCs/>
+          <w:sz w:val="21"/>
+          <w:szCs w:val="21"/>
+        </w:rPr>
+        <w:t xml:space="preserve">丁酸潜能则无效甚至方向相反</w:t>
+      </w:r>
+      <w:r>
+        <w:rPr>
+          <w:rFonts w:ascii="SimSun" w:cs="SimSun" w:eastAsia="SimSun" w:hAnsi="SimSun"/>
+          <w:sz w:val="21"/>
+          <w:szCs w:val="21"/>
+        </w:rPr>
+        <w:t xml:space="preserve">：具丁酸潜能者瘦人富集率 78%，反而低于无丁酸潜能者的 84%（总体基线 83%）。这与第 2.3 节的发现完全吻合。</w:t>
+      </w:r>
+    </w:p>
+    <w:p>
+      <w:pPr>
+        <w:spacing w:after="110" w:line="340"/>
+        <w:ind w:firstLine="440"/>
+        <w:jc w:val="both"/>
+      </w:pPr>
+      <w:r>
+        <w:rPr>
+          <w:rFonts w:ascii="SimSun" w:cs="SimSun" w:eastAsia="SimSun" w:hAnsi="SimSun"/>
+          <w:b/>
+          <w:bCs/>
+          <w:sz w:val="21"/>
+          <w:szCs w:val="21"/>
+        </w:rPr>
+        <w:t xml:space="preserve">诚实的负结果</w:t>
+      </w:r>
+      <w:r>
+        <w:rPr>
+          <w:rFonts w:ascii="SimSun" w:cs="SimSun" w:eastAsia="SimSun" w:hAnsi="SimSun"/>
+          <w:sz w:val="21"/>
+          <w:szCs w:val="21"/>
+        </w:rPr>
+        <w:t xml:space="preserve">：仅使用属级功能特征时，留一属交叉验证 AUC 为 0.317（逻辑回归）与 0.489（随机森林），均不优于随机。原因在于功能潜能按属赋值、与分类学完全共线，留一属验证恰好剔除了该信息。这说明属级功能先验不足以支撑新菌株的减脂预测，必须下沉到菌株级基因组注释。</w:t>
+      </w:r>
+    </w:p>
+    <w:p>
+      <w:pPr>
+        <w:pStyle w:val="Heading2"/>
+        <w:spacing w:after="110" w:before="200"/>
+      </w:pPr>
+      <w:r>
+        <w:rPr>
+          <w:rFonts w:ascii="SimHei" w:cs="SimHei" w:eastAsia="SimHei" w:hAnsi="SimHei"/>
+          <w:b/>
+          <w:bCs/>
+          <w:sz w:val="24"/>
+          <w:szCs w:val="24"/>
+        </w:rPr>
+        <w:t xml:space="preserve">4.2  超越丙酸：其它与瘦人菌株相关的因素</w:t>
+      </w:r>
+    </w:p>
+    <w:p>
+      <w:pPr>
+        <w:spacing w:after="110" w:line="340"/>
+        <w:ind w:firstLine="440"/>
+        <w:jc w:val="both"/>
+      </w:pPr>
+      <w:r>
+        <w:rPr>
+          <w:rFonts w:ascii="SimSun" w:cs="SimSun" w:eastAsia="SimSun" w:hAnsi="SimSun"/>
+          <w:sz w:val="21"/>
+          <w:szCs w:val="21"/>
+        </w:rPr>
+        <w:t xml:space="preserve">为寻找功能潜能之外的判别因素，进一步构建两类非循环特征：</w:t>
+      </w:r>
+      <w:r>
+        <w:rPr>
+          <w:rFonts w:ascii="SimSun" w:cs="SimSun" w:eastAsia="SimSun" w:hAnsi="SimSun"/>
+          <w:b/>
+          <w:bCs/>
+          <w:sz w:val="21"/>
+          <w:szCs w:val="21"/>
+        </w:rPr>
+        <w:t xml:space="preserve">生态学特征</w:t>
+      </w:r>
+      <w:r>
+        <w:rPr>
+          <w:rFonts w:ascii="SimSun" w:cs="SimSun" w:eastAsia="SimSun" w:hAnsi="SimSun"/>
+          <w:sz w:val="21"/>
+          <w:szCs w:val="21"/>
+        </w:rPr>
+        <w:t xml:space="preserve">（流行率、平均丰度、与菌群多样性的关联、共现网络中心度、与已确认瘦人菌的共现亲和度）与</w:t>
+      </w:r>
+      <w:r>
+        <w:rPr>
+          <w:rFonts w:ascii="SimSun" w:cs="SimSun" w:eastAsia="SimSun" w:hAnsi="SimSun"/>
+          <w:b/>
+          <w:bCs/>
+          <w:sz w:val="21"/>
+          <w:szCs w:val="21"/>
+        </w:rPr>
+        <w:t xml:space="preserve">知识型特征</w:t>
+      </w:r>
+      <w:r>
+        <w:rPr>
+          <w:rFonts w:ascii="SimSun" w:cs="SimSun" w:eastAsia="SimSun" w:hAnsi="SimSun"/>
+          <w:sz w:val="21"/>
+          <w:szCs w:val="21"/>
+        </w:rPr>
+        <w:t xml:space="preserve">（口腔来源、严格厌氧、芽孢形成、纤维降解能力），在 41 个显著物种上检验（图 3）。</w:t>
+      </w:r>
+    </w:p>
+    <w:p>
+      <w:pPr>
+        <w:spacing w:after="50" w:before="150"/>
+        <w:jc w:val="center"/>
+      </w:pPr>
+      <w:r>
+        <w:drawing>
+          <wp:inline distT="0" distB="0" distL="0" distR="0">
+            <wp:extent cx="5524500" cy="3571875"/>
+            <wp:effectExtent t="0" r="0" b="0" l="0"/>
+            <wp:docPr id="1" name="fig19_lean_factors.png" descr="图 3  超越丙酸的减脂相关因素筛选：(A) 各因素判别力；(B) 跨属泛化能力比较；(C) 多样性关联的组间分布；(D) 知识型性质对比" title="图 3  超越丙酸的减脂相关因素筛选：(A) 各因素判别力；(B) 跨属泛化能力比较；(C) 多样性关联的组间分布；(D) 知识型性质对比"/>
+            <wp:cNvGraphicFramePr>
+              <a:graphicFrameLocks xmlns:a="http://schemas.openxmlformats.org/drawingml/2006/main" noChangeAspect="1"/>
+            </wp:cNvGraphicFramePr>
+            <a:graphic xmlns:a="http://schemas.openxmlformats.org/drawingml/2006/main">
+              <a:graphicData uri="http://schemas.openxmlformats.org/drawingml/2006/picture">
+                <pic:pic xmlns:pic="http://schemas.openxmlformats.org/drawingml/2006/picture">
+                  <pic:nvPicPr>
+                    <pic:cNvPr id="0" name="" descr=""/>
+                    <pic:cNvPicPr>
+                      <a:picLocks noChangeAspect="1" noChangeArrowheads="1"/>
+                    </pic:cNvPicPr>
+                  </pic:nvPicPr>
+                  <pic:blipFill>
+                    <a:blip r:embed="rId10" cstate="none"/>
+                    <a:srcRect/>
+                    <a:stretch>
+                      <a:fillRect/>
+                    </a:stretch>
+                  </pic:blipFill>
+                  <pic:spPr bwMode="auto">
+                    <a:xfrm>
+                      <a:off x="0" y="0"/>
+                      <a:ext cx="5524500" cy="3571875"/>
+                    </a:xfrm>
+                    <a:prstGeom prst="rect">
+                      <a:avLst/>
+                    </a:prstGeom>
+                  </pic:spPr>
+                </pic:pic>
+              </a:graphicData>
+            </a:graphic>
+          </wp:inline>
+        </w:drawing>
+      </w:r>
+    </w:p>
+    <w:p>
+      <w:pPr>
+        <w:spacing w:after="190"/>
+        <w:jc w:val="center"/>
+      </w:pPr>
+      <w:r>
+        <w:rPr>
+          <w:rFonts w:ascii="SimHei" w:cs="SimHei" w:eastAsia="SimHei" w:hAnsi="SimHei"/>
+          <w:b/>
+          <w:bCs/>
+          <w:sz w:val="18"/>
+          <w:szCs w:val="18"/>
+        </w:rPr>
+        <w:t xml:space="preserve">图 3  超越丙酸的减脂相关因素筛选：(A) 各因素判别力；(B) 跨属泛化能力比较；(C) 多样性关联的组间分布；(D) 知识型性质对比</w:t>
+      </w:r>
+    </w:p>
+    <w:tbl>
+      <w:tblPr>
+        <w:tblW w:type="dxa" w:w="9026"/>
+        <w:tblBorders>
+          <w:top w:val="single" w:color="auto" w:sz="4"/>
+          <w:left w:val="single" w:color="auto" w:sz="4"/>
+          <w:bottom w:val="single" w:color="auto" w:sz="4"/>
+          <w:right w:val="single" w:color="auto" w:sz="4"/>
+          <w:insideH w:val="single" w:color="auto" w:sz="4"/>
+          <w:insideV w:val="single" w:color="auto" w:sz="4"/>
+        </w:tblBorders>
+      </w:tblPr>
+      <w:tblGrid>
+        <w:gridCol w:w="2500"/>
+        <w:gridCol w:w="800"/>
+        <w:gridCol w:w="1000"/>
+        <w:gridCol w:w="1600"/>
+        <w:gridCol w:w="1600"/>
+        <w:gridCol w:w="1526"/>
+      </w:tblGrid>
+      <w:tr>
+        <w:trPr>
+          <w:tblHeader/>
+        </w:trPr>
+        <w:tc>
+          <w:tcPr>
+            <w:tcW w:type="dxa" w:w="2500"/>
+            <w:tcBorders>
+              <w:top w:val="single" w:color="BBBBBB" w:sz="1"/>
+              <w:left w:val="single" w:color="BBBBBB" w:sz="1"/>
+              <w:bottom w:val="single" w:color="BBBBBB" w:sz="1"/>
+              <w:right w:val="single" w:color="BBBBBB" w:sz="1"/>
+            </w:tcBorders>
+            <w:shd w:fill="D9E2F0" w:val="clear"/>
+            <w:tcMar>
+              <w:top w:type="dxa" w:w="50"/>
+              <w:left w:type="dxa" w:w="80"/>
+              <w:bottom w:type="dxa" w:w="50"/>
+              <w:right w:type="dxa" w:w="80"/>
+            </w:tcMar>
+          </w:tcPr>
+          <w:p>
+            <w:pPr>
+              <w:jc w:val="left"/>
+            </w:pPr>
+            <w:r>
+              <w:rPr>
+                <w:rFonts w:ascii="SimSun" w:cs="SimSun" w:eastAsia="SimSun" w:hAnsi="SimSun"/>
+                <w:b/>
+                <w:bCs/>
+                <w:sz w:val="16"/>
+                <w:szCs w:val="16"/>
+              </w:rPr>
+              <w:t xml:space="preserve">因素</w:t>
+            </w:r>
+          </w:p>
+        </w:tc>
+        <w:tc>
+          <w:tcPr>
+            <w:tcW w:type="dxa" w:w="800"/>
+            <w:tcBorders>
+              <w:top w:val="single" w:color="BBBBBB" w:sz="1"/>
+              <w:left w:val="single" w:color="BBBBBB" w:sz="1"/>
+              <w:bottom w:val="single" w:color="BBBBBB" w:sz="1"/>
+              <w:right w:val="single" w:color="BBBBBB" w:sz="1"/>
+            </w:tcBorders>
+            <w:shd w:fill="D9E2F0" w:val="clear"/>
+            <w:tcMar>
+              <w:top w:type="dxa" w:w="50"/>
+              <w:left w:type="dxa" w:w="80"/>
+              <w:bottom w:type="dxa" w:w="50"/>
+              <w:right w:type="dxa" w:w="80"/>
+            </w:tcMar>
+          </w:tcPr>
+          <w:p>
+            <w:pPr>
+              <w:jc w:val="center"/>
+            </w:pPr>
+            <w:r>
+              <w:rPr>
+                <w:rFonts w:ascii="SimSun" w:cs="SimSun" w:eastAsia="SimSun" w:hAnsi="SimSun"/>
+                <w:b/>
+                <w:bCs/>
+                <w:sz w:val="16"/>
+                <w:szCs w:val="16"/>
+              </w:rPr>
+              <w:t xml:space="preserve">AUC</w:t>
+            </w:r>
+          </w:p>
+        </w:tc>
+        <w:tc>
+          <w:tcPr>
+            <w:tcW w:type="dxa" w:w="1000"/>
+            <w:tcBorders>
+              <w:top w:val="single" w:color="BBBBBB" w:sz="1"/>
+              <w:left w:val="single" w:color="BBBBBB" w:sz="1"/>
+              <w:bottom w:val="single" w:color="BBBBBB" w:sz="1"/>
+              <w:right w:val="single" w:color="BBBBBB" w:sz="1"/>
+            </w:tcBorders>
+            <w:shd w:fill="D9E2F0" w:val="clear"/>
+            <w:tcMar>
+              <w:top w:type="dxa" w:w="50"/>
+              <w:left w:type="dxa" w:w="80"/>
+              <w:bottom w:type="dxa" w:w="50"/>
+              <w:right w:type="dxa" w:w="80"/>
+            </w:tcMar>
+          </w:tcPr>
+          <w:p>
+            <w:pPr>
+              <w:jc w:val="center"/>
+            </w:pPr>
+            <w:r>
+              <w:rPr>
+                <w:rFonts w:ascii="SimSun" w:cs="SimSun" w:eastAsia="SimSun" w:hAnsi="SimSun"/>
+                <w:b/>
+                <w:bCs/>
+                <w:sz w:val="16"/>
+                <w:szCs w:val="16"/>
+              </w:rPr>
+              <w:t xml:space="preserve">方向</w:t>
+            </w:r>
+          </w:p>
+        </w:tc>
+        <w:tc>
+          <w:tcPr>
+            <w:tcW w:type="dxa" w:w="1600"/>
+            <w:tcBorders>
+              <w:top w:val="single" w:color="BBBBBB" w:sz="1"/>
+              <w:left w:val="single" w:color="BBBBBB" w:sz="1"/>
+              <w:bottom w:val="single" w:color="BBBBBB" w:sz="1"/>
+              <w:right w:val="single" w:color="BBBBBB" w:sz="1"/>
+            </w:tcBorders>
+            <w:shd w:fill="D9E2F0" w:val="clear"/>
+            <w:tcMar>
+              <w:top w:type="dxa" w:w="50"/>
+              <w:left w:type="dxa" w:w="80"/>
+              <w:bottom w:type="dxa" w:w="50"/>
+              <w:right w:type="dxa" w:w="80"/>
+            </w:tcMar>
+          </w:tcPr>
+          <w:p>
+            <w:pPr>
+              <w:jc w:val="center"/>
+            </w:pPr>
+            <w:r>
+              <w:rPr>
+                <w:rFonts w:ascii="SimSun" w:cs="SimSun" w:eastAsia="SimSun" w:hAnsi="SimSun"/>
+                <w:b/>
+                <w:bCs/>
+                <w:sz w:val="16"/>
+                <w:szCs w:val="16"/>
+              </w:rPr>
+              <w:t xml:space="preserve">瘦人富集菌均值</w:t>
+            </w:r>
+          </w:p>
+        </w:tc>
+        <w:tc>
+          <w:tcPr>
+            <w:tcW w:type="dxa" w:w="1600"/>
+            <w:tcBorders>
+              <w:top w:val="single" w:color="BBBBBB" w:sz="1"/>
+              <w:left w:val="single" w:color="BBBBBB" w:sz="1"/>
+              <w:bottom w:val="single" w:color="BBBBBB" w:sz="1"/>
+              <w:right w:val="single" w:color="BBBBBB" w:sz="1"/>
+            </w:tcBorders>
+            <w:shd w:fill="D9E2F0" w:val="clear"/>
+            <w:tcMar>
+              <w:top w:type="dxa" w:w="50"/>
+              <w:left w:type="dxa" w:w="80"/>
+              <w:bottom w:type="dxa" w:w="50"/>
+              <w:right w:type="dxa" w:w="80"/>
+            </w:tcMar>
+          </w:tcPr>
+          <w:p>
+            <w:pPr>
+              <w:jc w:val="center"/>
+            </w:pPr>
+            <w:r>
+              <w:rPr>
+                <w:rFonts w:ascii="SimSun" w:cs="SimSun" w:eastAsia="SimSun" w:hAnsi="SimSun"/>
+                <w:b/>
+                <w:bCs/>
+                <w:sz w:val="16"/>
+                <w:szCs w:val="16"/>
+              </w:rPr>
+              <w:t xml:space="preserve">肥胖富集菌均值</w:t>
+            </w:r>
+          </w:p>
+        </w:tc>
+        <w:tc>
+          <w:tcPr>
+            <w:tcW w:type="dxa" w:w="1526"/>
+            <w:tcBorders>
+              <w:top w:val="single" w:color="BBBBBB" w:sz="1"/>
+              <w:left w:val="single" w:color="BBBBBB" w:sz="1"/>
+              <w:bottom w:val="single" w:color="BBBBBB" w:sz="1"/>
+              <w:right w:val="single" w:color="BBBBBB" w:sz="1"/>
+            </w:tcBorders>
+            <w:shd w:fill="D9E2F0" w:val="clear"/>
+            <w:tcMar>
+              <w:top w:type="dxa" w:w="50"/>
+              <w:left w:type="dxa" w:w="80"/>
+              <w:bottom w:type="dxa" w:w="50"/>
+              <w:right w:type="dxa" w:w="80"/>
+            </w:tcMar>
+          </w:tcPr>
+          <w:p>
+            <w:pPr>
+              <w:jc w:val="center"/>
+            </w:pPr>
+            <w:r>
+              <w:rPr>
+                <w:rFonts w:ascii="SimSun" w:cs="SimSun" w:eastAsia="SimSun" w:hAnsi="SimSun"/>
+                <w:b/>
+                <w:bCs/>
+                <w:sz w:val="16"/>
+                <w:szCs w:val="16"/>
+              </w:rPr>
+              <w:t xml:space="preserve">显著性</w:t>
+            </w:r>
+          </w:p>
+        </w:tc>
+      </w:tr>
+      <w:tr>
+        <w:trPr>
+          <w:tblHeader w:val="false"/>
+        </w:trPr>
+        <w:tc>
+          <w:tcPr>
+            <w:tcW w:type="dxa" w:w="2500"/>
+            <w:tcBorders>
+              <w:top w:val="single" w:color="BBBBBB" w:sz="1"/>
+              <w:left w:val="single" w:color="BBBBBB" w:sz="1"/>
+              <w:bottom w:val="single" w:color="BBBBBB" w:sz="1"/>
+              <w:right w:val="single" w:color="BBBBBB" w:sz="1"/>
+            </w:tcBorders>
+            <w:shd w:fill="FFFFFF" w:val="clear"/>
+            <w:tcMar>
+              <w:top w:type="dxa" w:w="50"/>
+              <w:left w:type="dxa" w:w="80"/>
+              <w:bottom w:type="dxa" w:w="50"/>
+              <w:right w:type="dxa" w:w="80"/>
+            </w:tcMar>
+          </w:tcPr>
+          <w:p>
+            <w:pPr>
+              <w:jc w:val="left"/>
+            </w:pPr>
+            <w:r>
+              <w:rPr>
+                <w:rFonts w:ascii="SimSun" w:cs="SimSun" w:eastAsia="SimSun" w:hAnsi="SimSun"/>
+                <w:b w:val="false"/>
+                <w:bCs w:val="false"/>
+                <w:sz w:val="16"/>
+                <w:szCs w:val="16"/>
+              </w:rPr>
+              <w:t xml:space="preserve">与已确认瘦人菌共现亲和度</w:t>
+            </w:r>
+          </w:p>
+        </w:tc>
+        <w:tc>
+          <w:tcPr>
+            <w:tcW w:type="dxa" w:w="800"/>
+            <w:tcBorders>
+              <w:top w:val="single" w:color="BBBBBB" w:sz="1"/>
+              <w:left w:val="single" w:color="BBBBBB" w:sz="1"/>
+              <w:bottom w:val="single" w:color="BBBBBB" w:sz="1"/>
+              <w:right w:val="single" w:color="BBBBBB" w:sz="1"/>
+            </w:tcBorders>
+            <w:shd w:fill="FFFFFF" w:val="clear"/>
+            <w:tcMar>
+              <w:top w:type="dxa" w:w="50"/>
+              <w:left w:type="dxa" w:w="80"/>
+              <w:bottom w:type="dxa" w:w="50"/>
+              <w:right w:type="dxa" w:w="80"/>
+            </w:tcMar>
+          </w:tcPr>
+          <w:p>
+            <w:pPr>
+              <w:jc w:val="center"/>
+            </w:pPr>
+            <w:r>
+              <w:rPr>
+                <w:rFonts w:ascii="SimSun" w:cs="SimSun" w:eastAsia="SimSun" w:hAnsi="SimSun"/>
+                <w:b w:val="false"/>
+                <w:bCs w:val="false"/>
+                <w:sz w:val="16"/>
+                <w:szCs w:val="16"/>
+              </w:rPr>
+              <w:t xml:space="preserve">0.962</w:t>
+            </w:r>
+          </w:p>
+        </w:tc>
+        <w:tc>
+          <w:tcPr>
+            <w:tcW w:type="dxa" w:w="1000"/>
+            <w:tcBorders>
+              <w:top w:val="single" w:color="BBBBBB" w:sz="1"/>
+              <w:left w:val="single" w:color="BBBBBB" w:sz="1"/>
+              <w:bottom w:val="single" w:color="BBBBBB" w:sz="1"/>
+              <w:right w:val="single" w:color="BBBBBB" w:sz="1"/>
+            </w:tcBorders>
+            <w:shd w:fill="FFFFFF" w:val="clear"/>
+            <w:tcMar>
+              <w:top w:type="dxa" w:w="50"/>
+              <w:left w:type="dxa" w:w="80"/>
+              <w:bottom w:type="dxa" w:w="50"/>
+              <w:right w:type="dxa" w:w="80"/>
+            </w:tcMar>
+          </w:tcPr>
+          <w:p>
+            <w:pPr>
+              <w:jc w:val="center"/>
+            </w:pPr>
+            <w:r>
+              <w:rPr>
+                <w:rFonts w:ascii="SimSun" w:cs="SimSun" w:eastAsia="SimSun" w:hAnsi="SimSun"/>
+                <w:b w:val="false"/>
+                <w:bCs w:val="false"/>
+                <w:sz w:val="16"/>
+                <w:szCs w:val="16"/>
+              </w:rPr>
+              <w:t xml:space="preserve">越高越瘦</w:t>
+            </w:r>
+          </w:p>
+        </w:tc>
+        <w:tc>
+          <w:tcPr>
+            <w:tcW w:type="dxa" w:w="1600"/>
+            <w:tcBorders>
+              <w:top w:val="single" w:color="BBBBBB" w:sz="1"/>
+              <w:left w:val="single" w:color="BBBBBB" w:sz="1"/>
+              <w:bottom w:val="single" w:color="BBBBBB" w:sz="1"/>
+              <w:right w:val="single" w:color="BBBBBB" w:sz="1"/>
+            </w:tcBorders>
+            <w:shd w:fill="FFFFFF" w:val="clear"/>
+            <w:tcMar>
+              <w:top w:type="dxa" w:w="50"/>
+              <w:left w:type="dxa" w:w="80"/>
+              <w:bottom w:type="dxa" w:w="50"/>
+              <w:right w:type="dxa" w:w="80"/>
+            </w:tcMar>
+          </w:tcPr>
+          <w:p>
+            <w:pPr>
+              <w:jc w:val="center"/>
+            </w:pPr>
+            <w:r>
+              <w:rPr>
+                <w:rFonts w:ascii="SimSun" w:cs="SimSun" w:eastAsia="SimSun" w:hAnsi="SimSun"/>
+                <w:b w:val="false"/>
+                <w:bCs w:val="false"/>
+                <w:sz w:val="16"/>
+                <w:szCs w:val="16"/>
+              </w:rPr>
+              <w:t xml:space="preserve">0.129</w:t>
+            </w:r>
+          </w:p>
+        </w:tc>
+        <w:tc>
+          <w:tcPr>
+            <w:tcW w:type="dxa" w:w="1600"/>
+            <w:tcBorders>
+              <w:top w:val="single" w:color="BBBBBB" w:sz="1"/>
+              <w:left w:val="single" w:color="BBBBBB" w:sz="1"/>
+              <w:bottom w:val="single" w:color="BBBBBB" w:sz="1"/>
+              <w:right w:val="single" w:color="BBBBBB" w:sz="1"/>
+            </w:tcBorders>
+            <w:shd w:fill="FFFFFF" w:val="clear"/>
+            <w:tcMar>
+              <w:top w:type="dxa" w:w="50"/>
+              <w:left w:type="dxa" w:w="80"/>
+              <w:bottom w:type="dxa" w:w="50"/>
+              <w:right w:type="dxa" w:w="80"/>
+            </w:tcMar>
+          </w:tcPr>
+          <w:p>
+            <w:pPr>
+              <w:jc w:val="center"/>
+            </w:pPr>
+            <w:r>
+              <w:rPr>
+                <w:rFonts w:ascii="SimSun" w:cs="SimSun" w:eastAsia="SimSun" w:hAnsi="SimSun"/>
+                <w:b w:val="false"/>
+                <w:bCs w:val="false"/>
+                <w:sz w:val="16"/>
+                <w:szCs w:val="16"/>
+              </w:rPr>
+              <w:t xml:space="preserve">-0.049</w:t>
+            </w:r>
+          </w:p>
+        </w:tc>
+        <w:tc>
+          <w:tcPr>
+            <w:tcW w:type="dxa" w:w="1526"/>
+            <w:tcBorders>
+              <w:top w:val="single" w:color="BBBBBB" w:sz="1"/>
+              <w:left w:val="single" w:color="BBBBBB" w:sz="1"/>
+              <w:bottom w:val="single" w:color="BBBBBB" w:sz="1"/>
+              <w:right w:val="single" w:color="BBBBBB" w:sz="1"/>
+            </w:tcBorders>
+            <w:shd w:fill="FFFFFF" w:val="clear"/>
+            <w:tcMar>
+              <w:top w:type="dxa" w:w="50"/>
+              <w:left w:type="dxa" w:w="80"/>
+              <w:bottom w:type="dxa" w:w="50"/>
+              <w:right w:type="dxa" w:w="80"/>
+            </w:tcMar>
+          </w:tcPr>
+          <w:p>
+            <w:pPr>
+              <w:jc w:val="center"/>
+            </w:pPr>
+            <w:r>
+              <w:rPr>
+                <w:rFonts w:ascii="SimSun" w:cs="SimSun" w:eastAsia="SimSun" w:hAnsi="SimSun"/>
+                <w:b w:val="false"/>
+                <w:bCs w:val="false"/>
+                <w:sz w:val="16"/>
+                <w:szCs w:val="16"/>
+              </w:rPr>
+              <w:t xml:space="preserve">P&lt;0.001</w:t>
+            </w:r>
+          </w:p>
+        </w:tc>
+      </w:tr>
+      <w:tr>
+        <w:trPr>
+          <w:tblHeader w:val="false"/>
+        </w:trPr>
+        <w:tc>
+          <w:tcPr>
+            <w:tcW w:type="dxa" w:w="2500"/>
+            <w:tcBorders>
+              <w:top w:val="single" w:color="BBBBBB" w:sz="1"/>
+              <w:left w:val="single" w:color="BBBBBB" w:sz="1"/>
+              <w:bottom w:val="single" w:color="BBBBBB" w:sz="1"/>
+              <w:right w:val="single" w:color="BBBBBB" w:sz="1"/>
+            </w:tcBorders>
+            <w:shd w:fill="FFFFFF" w:val="clear"/>
+            <w:tcMar>
+              <w:top w:type="dxa" w:w="50"/>
+              <w:left w:type="dxa" w:w="80"/>
+              <w:bottom w:type="dxa" w:w="50"/>
+              <w:right w:type="dxa" w:w="80"/>
+            </w:tcMar>
+          </w:tcPr>
+          <w:p>
+            <w:pPr>
+              <w:jc w:val="left"/>
+            </w:pPr>
+            <w:r>
+              <w:rPr>
+                <w:rFonts w:ascii="SimSun" w:cs="SimSun" w:eastAsia="SimSun" w:hAnsi="SimSun"/>
+                <w:b w:val="false"/>
+                <w:bCs w:val="false"/>
+                <w:sz w:val="16"/>
+                <w:szCs w:val="16"/>
+              </w:rPr>
+              <w:t xml:space="preserve">与菌群多样性的关联</w:t>
+            </w:r>
+          </w:p>
+        </w:tc>
+        <w:tc>
+          <w:tcPr>
+            <w:tcW w:type="dxa" w:w="800"/>
+            <w:tcBorders>
+              <w:top w:val="single" w:color="BBBBBB" w:sz="1"/>
+              <w:left w:val="single" w:color="BBBBBB" w:sz="1"/>
+              <w:bottom w:val="single" w:color="BBBBBB" w:sz="1"/>
+              <w:right w:val="single" w:color="BBBBBB" w:sz="1"/>
+            </w:tcBorders>
+            <w:shd w:fill="FFFFFF" w:val="clear"/>
+            <w:tcMar>
+              <w:top w:type="dxa" w:w="50"/>
+              <w:left w:type="dxa" w:w="80"/>
+              <w:bottom w:type="dxa" w:w="50"/>
+              <w:right w:type="dxa" w:w="80"/>
+            </w:tcMar>
+          </w:tcPr>
+          <w:p>
+            <w:pPr>
+              <w:jc w:val="center"/>
+            </w:pPr>
+            <w:r>
+              <w:rPr>
+                <w:rFonts w:ascii="SimSun" w:cs="SimSun" w:eastAsia="SimSun" w:hAnsi="SimSun"/>
+                <w:b w:val="false"/>
+                <w:bCs w:val="false"/>
+                <w:sz w:val="16"/>
+                <w:szCs w:val="16"/>
+              </w:rPr>
+              <w:t xml:space="preserve">0.92</w:t>
+            </w:r>
+          </w:p>
+        </w:tc>
+        <w:tc>
+          <w:tcPr>
+            <w:tcW w:type="dxa" w:w="1000"/>
+            <w:tcBorders>
+              <w:top w:val="single" w:color="BBBBBB" w:sz="1"/>
+              <w:left w:val="single" w:color="BBBBBB" w:sz="1"/>
+              <w:bottom w:val="single" w:color="BBBBBB" w:sz="1"/>
+              <w:right w:val="single" w:color="BBBBBB" w:sz="1"/>
+            </w:tcBorders>
+            <w:shd w:fill="FFFFFF" w:val="clear"/>
+            <w:tcMar>
+              <w:top w:type="dxa" w:w="50"/>
+              <w:left w:type="dxa" w:w="80"/>
+              <w:bottom w:type="dxa" w:w="50"/>
+              <w:right w:type="dxa" w:w="80"/>
+            </w:tcMar>
+          </w:tcPr>
+          <w:p>
+            <w:pPr>
+              <w:jc w:val="center"/>
+            </w:pPr>
+            <w:r>
+              <w:rPr>
+                <w:rFonts w:ascii="SimSun" w:cs="SimSun" w:eastAsia="SimSun" w:hAnsi="SimSun"/>
+                <w:b w:val="false"/>
+                <w:bCs w:val="false"/>
+                <w:sz w:val="16"/>
+                <w:szCs w:val="16"/>
+              </w:rPr>
+              <w:t xml:space="preserve">越高越瘦</w:t>
+            </w:r>
+          </w:p>
+        </w:tc>
+        <w:tc>
+          <w:tcPr>
+            <w:tcW w:type="dxa" w:w="1600"/>
+            <w:tcBorders>
+              <w:top w:val="single" w:color="BBBBBB" w:sz="1"/>
+              <w:left w:val="single" w:color="BBBBBB" w:sz="1"/>
+              <w:bottom w:val="single" w:color="BBBBBB" w:sz="1"/>
+              <w:right w:val="single" w:color="BBBBBB" w:sz="1"/>
+            </w:tcBorders>
+            <w:shd w:fill="FFFFFF" w:val="clear"/>
+            <w:tcMar>
+              <w:top w:type="dxa" w:w="50"/>
+              <w:left w:type="dxa" w:w="80"/>
+              <w:bottom w:type="dxa" w:w="50"/>
+              <w:right w:type="dxa" w:w="80"/>
+            </w:tcMar>
+          </w:tcPr>
+          <w:p>
+            <w:pPr>
+              <w:jc w:val="center"/>
+            </w:pPr>
+            <w:r>
+              <w:rPr>
+                <w:rFonts w:ascii="SimSun" w:cs="SimSun" w:eastAsia="SimSun" w:hAnsi="SimSun"/>
+                <w:b w:val="false"/>
+                <w:bCs w:val="false"/>
+                <w:sz w:val="16"/>
+                <w:szCs w:val="16"/>
+              </w:rPr>
+              <w:t xml:space="preserve">0.193</w:t>
+            </w:r>
+          </w:p>
+        </w:tc>
+        <w:tc>
+          <w:tcPr>
+            <w:tcW w:type="dxa" w:w="1600"/>
+            <w:tcBorders>
+              <w:top w:val="single" w:color="BBBBBB" w:sz="1"/>
+              <w:left w:val="single" w:color="BBBBBB" w:sz="1"/>
+              <w:bottom w:val="single" w:color="BBBBBB" w:sz="1"/>
+              <w:right w:val="single" w:color="BBBBBB" w:sz="1"/>
+            </w:tcBorders>
+            <w:shd w:fill="FFFFFF" w:val="clear"/>
+            <w:tcMar>
+              <w:top w:type="dxa" w:w="50"/>
+              <w:left w:type="dxa" w:w="80"/>
+              <w:bottom w:type="dxa" w:w="50"/>
+              <w:right w:type="dxa" w:w="80"/>
+            </w:tcMar>
+          </w:tcPr>
+          <w:p>
+            <w:pPr>
+              <w:jc w:val="center"/>
+            </w:pPr>
+            <w:r>
+              <w:rPr>
+                <w:rFonts w:ascii="SimSun" w:cs="SimSun" w:eastAsia="SimSun" w:hAnsi="SimSun"/>
+                <w:b w:val="false"/>
+                <w:bCs w:val="false"/>
+                <w:sz w:val="16"/>
+                <w:szCs w:val="16"/>
+              </w:rPr>
+              <w:t xml:space="preserve">0.025</w:t>
+            </w:r>
+          </w:p>
+        </w:tc>
+        <w:tc>
+          <w:tcPr>
+            <w:tcW w:type="dxa" w:w="1526"/>
+            <w:tcBorders>
+              <w:top w:val="single" w:color="BBBBBB" w:sz="1"/>
+              <w:left w:val="single" w:color="BBBBBB" w:sz="1"/>
+              <w:bottom w:val="single" w:color="BBBBBB" w:sz="1"/>
+              <w:right w:val="single" w:color="BBBBBB" w:sz="1"/>
+            </w:tcBorders>
+            <w:shd w:fill="FFFFFF" w:val="clear"/>
+            <w:tcMar>
+              <w:top w:type="dxa" w:w="50"/>
+              <w:left w:type="dxa" w:w="80"/>
+              <w:bottom w:type="dxa" w:w="50"/>
+              <w:right w:type="dxa" w:w="80"/>
+            </w:tcMar>
+          </w:tcPr>
+          <w:p>
+            <w:pPr>
+              <w:jc w:val="center"/>
+            </w:pPr>
+            <w:r>
+              <w:rPr>
+                <w:rFonts w:ascii="SimSun" w:cs="SimSun" w:eastAsia="SimSun" w:hAnsi="SimSun"/>
+                <w:b w:val="false"/>
+                <w:bCs w:val="false"/>
+                <w:sz w:val="16"/>
+                <w:szCs w:val="16"/>
+              </w:rPr>
+              <w:t xml:space="preserve">P&lt;0.001</w:t>
+            </w:r>
+          </w:p>
+        </w:tc>
+      </w:tr>
+      <w:tr>
+        <w:trPr>
+          <w:tblHeader w:val="false"/>
+        </w:trPr>
+        <w:tc>
+          <w:tcPr>
+            <w:tcW w:type="dxa" w:w="2500"/>
+            <w:tcBorders>
+              <w:top w:val="single" w:color="BBBBBB" w:sz="1"/>
+              <w:left w:val="single" w:color="BBBBBB" w:sz="1"/>
+              <w:bottom w:val="single" w:color="BBBBBB" w:sz="1"/>
+              <w:right w:val="single" w:color="BBBBBB" w:sz="1"/>
+            </w:tcBorders>
+            <w:shd w:fill="FFFFFF" w:val="clear"/>
+            <w:tcMar>
+              <w:top w:type="dxa" w:w="50"/>
+              <w:left w:type="dxa" w:w="80"/>
+              <w:bottom w:type="dxa" w:w="50"/>
+              <w:right w:type="dxa" w:w="80"/>
+            </w:tcMar>
+          </w:tcPr>
+          <w:p>
+            <w:pPr>
+              <w:jc w:val="left"/>
+            </w:pPr>
+            <w:r>
+              <w:rPr>
+                <w:rFonts w:ascii="SimSun" w:cs="SimSun" w:eastAsia="SimSun" w:hAnsi="SimSun"/>
+                <w:b w:val="false"/>
+                <w:bCs w:val="false"/>
+                <w:sz w:val="16"/>
+                <w:szCs w:val="16"/>
+              </w:rPr>
+              <w:t xml:space="preserve">芽孢形成能力</w:t>
+            </w:r>
+          </w:p>
+        </w:tc>
+        <w:tc>
+          <w:tcPr>
+            <w:tcW w:type="dxa" w:w="800"/>
+            <w:tcBorders>
+              <w:top w:val="single" w:color="BBBBBB" w:sz="1"/>
+              <w:left w:val="single" w:color="BBBBBB" w:sz="1"/>
+              <w:bottom w:val="single" w:color="BBBBBB" w:sz="1"/>
+              <w:right w:val="single" w:color="BBBBBB" w:sz="1"/>
+            </w:tcBorders>
+            <w:shd w:fill="FFFFFF" w:val="clear"/>
+            <w:tcMar>
+              <w:top w:type="dxa" w:w="50"/>
+              <w:left w:type="dxa" w:w="80"/>
+              <w:bottom w:type="dxa" w:w="50"/>
+              <w:right w:type="dxa" w:w="80"/>
+            </w:tcMar>
+          </w:tcPr>
+          <w:p>
+            <w:pPr>
+              <w:jc w:val="center"/>
+            </w:pPr>
+            <w:r>
+              <w:rPr>
+                <w:rFonts w:ascii="SimSun" w:cs="SimSun" w:eastAsia="SimSun" w:hAnsi="SimSun"/>
+                <w:b w:val="false"/>
+                <w:bCs w:val="false"/>
+                <w:sz w:val="16"/>
+                <w:szCs w:val="16"/>
+              </w:rPr>
+              <w:t xml:space="preserve">0.695</w:t>
+            </w:r>
+          </w:p>
+        </w:tc>
+        <w:tc>
+          <w:tcPr>
+            <w:tcW w:type="dxa" w:w="1000"/>
+            <w:tcBorders>
+              <w:top w:val="single" w:color="BBBBBB" w:sz="1"/>
+              <w:left w:val="single" w:color="BBBBBB" w:sz="1"/>
+              <w:bottom w:val="single" w:color="BBBBBB" w:sz="1"/>
+              <w:right w:val="single" w:color="BBBBBB" w:sz="1"/>
+            </w:tcBorders>
+            <w:shd w:fill="FFFFFF" w:val="clear"/>
+            <w:tcMar>
+              <w:top w:type="dxa" w:w="50"/>
+              <w:left w:type="dxa" w:w="80"/>
+              <w:bottom w:type="dxa" w:w="50"/>
+              <w:right w:type="dxa" w:w="80"/>
+            </w:tcMar>
+          </w:tcPr>
+          <w:p>
+            <w:pPr>
+              <w:jc w:val="center"/>
+            </w:pPr>
+            <w:r>
+              <w:rPr>
+                <w:rFonts w:ascii="SimSun" w:cs="SimSun" w:eastAsia="SimSun" w:hAnsi="SimSun"/>
+                <w:b w:val="false"/>
+                <w:bCs w:val="false"/>
+                <w:sz w:val="16"/>
+                <w:szCs w:val="16"/>
+              </w:rPr>
+              <w:t xml:space="preserve">越高越胖</w:t>
+            </w:r>
+          </w:p>
+        </w:tc>
+        <w:tc>
+          <w:tcPr>
+            <w:tcW w:type="dxa" w:w="1600"/>
+            <w:tcBorders>
+              <w:top w:val="single" w:color="BBBBBB" w:sz="1"/>
+              <w:left w:val="single" w:color="BBBBBB" w:sz="1"/>
+              <w:bottom w:val="single" w:color="BBBBBB" w:sz="1"/>
+              <w:right w:val="single" w:color="BBBBBB" w:sz="1"/>
+            </w:tcBorders>
+            <w:shd w:fill="FFFFFF" w:val="clear"/>
+            <w:tcMar>
+              <w:top w:type="dxa" w:w="50"/>
+              <w:left w:type="dxa" w:w="80"/>
+              <w:bottom w:type="dxa" w:w="50"/>
+              <w:right w:type="dxa" w:w="80"/>
+            </w:tcMar>
+          </w:tcPr>
+          <w:p>
+            <w:pPr>
+              <w:jc w:val="center"/>
+            </w:pPr>
+            <w:r>
+              <w:rPr>
+                <w:rFonts w:ascii="SimSun" w:cs="SimSun" w:eastAsia="SimSun" w:hAnsi="SimSun"/>
+                <w:b w:val="false"/>
+                <w:bCs w:val="false"/>
+                <w:sz w:val="16"/>
+                <w:szCs w:val="16"/>
+              </w:rPr>
+              <w:t xml:space="preserve">0.324</w:t>
+            </w:r>
+          </w:p>
+        </w:tc>
+        <w:tc>
+          <w:tcPr>
+            <w:tcW w:type="dxa" w:w="1600"/>
+            <w:tcBorders>
+              <w:top w:val="single" w:color="BBBBBB" w:sz="1"/>
+              <w:left w:val="single" w:color="BBBBBB" w:sz="1"/>
+              <w:bottom w:val="single" w:color="BBBBBB" w:sz="1"/>
+              <w:right w:val="single" w:color="BBBBBB" w:sz="1"/>
+            </w:tcBorders>
+            <w:shd w:fill="FFFFFF" w:val="clear"/>
+            <w:tcMar>
+              <w:top w:type="dxa" w:w="50"/>
+              <w:left w:type="dxa" w:w="80"/>
+              <w:bottom w:type="dxa" w:w="50"/>
+              <w:right w:type="dxa" w:w="80"/>
+            </w:tcMar>
+          </w:tcPr>
+          <w:p>
+            <w:pPr>
+              <w:jc w:val="center"/>
+            </w:pPr>
+            <w:r>
+              <w:rPr>
+                <w:rFonts w:ascii="SimSun" w:cs="SimSun" w:eastAsia="SimSun" w:hAnsi="SimSun"/>
+                <w:b w:val="false"/>
+                <w:bCs w:val="false"/>
+                <w:sz w:val="16"/>
+                <w:szCs w:val="16"/>
+              </w:rPr>
+              <w:t xml:space="preserve">0.714</w:t>
+            </w:r>
+          </w:p>
+        </w:tc>
+        <w:tc>
+          <w:tcPr>
+            <w:tcW w:type="dxa" w:w="1526"/>
+            <w:tcBorders>
+              <w:top w:val="single" w:color="BBBBBB" w:sz="1"/>
+              <w:left w:val="single" w:color="BBBBBB" w:sz="1"/>
+              <w:bottom w:val="single" w:color="BBBBBB" w:sz="1"/>
+              <w:right w:val="single" w:color="BBBBBB" w:sz="1"/>
+            </w:tcBorders>
+            <w:shd w:fill="FFFFFF" w:val="clear"/>
+            <w:tcMar>
+              <w:top w:type="dxa" w:w="50"/>
+              <w:left w:type="dxa" w:w="80"/>
+              <w:bottom w:type="dxa" w:w="50"/>
+              <w:right w:type="dxa" w:w="80"/>
+            </w:tcMar>
+          </w:tcPr>
+          <w:p>
+            <w:pPr>
+              <w:jc w:val="center"/>
+            </w:pPr>
+            <w:r>
+              <w:rPr>
+                <w:rFonts w:ascii="SimSun" w:cs="SimSun" w:eastAsia="SimSun" w:hAnsi="SimSun"/>
+                <w:b w:val="false"/>
+                <w:bCs w:val="false"/>
+                <w:sz w:val="16"/>
+                <w:szCs w:val="16"/>
+              </w:rPr>
+              <w:t xml:space="preserve">不显著</w:t>
+            </w:r>
+          </w:p>
+        </w:tc>
+      </w:tr>
+      <w:tr>
+        <w:trPr>
+          <w:tblHeader w:val="false"/>
+        </w:trPr>
+        <w:tc>
+          <w:tcPr>
+            <w:tcW w:type="dxa" w:w="2500"/>
+            <w:tcBorders>
+              <w:top w:val="single" w:color="BBBBBB" w:sz="1"/>
+              <w:left w:val="single" w:color="BBBBBB" w:sz="1"/>
+              <w:bottom w:val="single" w:color="BBBBBB" w:sz="1"/>
+              <w:right w:val="single" w:color="BBBBBB" w:sz="1"/>
+            </w:tcBorders>
+            <w:shd w:fill="FFFFFF" w:val="clear"/>
+            <w:tcMar>
+              <w:top w:type="dxa" w:w="50"/>
+              <w:left w:type="dxa" w:w="80"/>
+              <w:bottom w:type="dxa" w:w="50"/>
+              <w:right w:type="dxa" w:w="80"/>
+            </w:tcMar>
+          </w:tcPr>
+          <w:p>
+            <w:pPr>
+              <w:jc w:val="left"/>
+            </w:pPr>
+            <w:r>
+              <w:rPr>
+                <w:rFonts w:ascii="SimSun" w:cs="SimSun" w:eastAsia="SimSun" w:hAnsi="SimSun"/>
+                <w:b w:val="false"/>
+                <w:bCs w:val="false"/>
+                <w:sz w:val="16"/>
+                <w:szCs w:val="16"/>
+              </w:rPr>
+              <w:t xml:space="preserve">口腔来源菌</w:t>
+            </w:r>
+          </w:p>
+        </w:tc>
+        <w:tc>
+          <w:tcPr>
+            <w:tcW w:type="dxa" w:w="800"/>
+            <w:tcBorders>
+              <w:top w:val="single" w:color="BBBBBB" w:sz="1"/>
+              <w:left w:val="single" w:color="BBBBBB" w:sz="1"/>
+              <w:bottom w:val="single" w:color="BBBBBB" w:sz="1"/>
+              <w:right w:val="single" w:color="BBBBBB" w:sz="1"/>
+            </w:tcBorders>
+            <w:shd w:fill="FFFFFF" w:val="clear"/>
+            <w:tcMar>
+              <w:top w:type="dxa" w:w="50"/>
+              <w:left w:type="dxa" w:w="80"/>
+              <w:bottom w:type="dxa" w:w="50"/>
+              <w:right w:type="dxa" w:w="80"/>
+            </w:tcMar>
+          </w:tcPr>
+          <w:p>
+            <w:pPr>
+              <w:jc w:val="center"/>
+            </w:pPr>
+            <w:r>
+              <w:rPr>
+                <w:rFonts w:ascii="SimSun" w:cs="SimSun" w:eastAsia="SimSun" w:hAnsi="SimSun"/>
+                <w:b w:val="false"/>
+                <w:bCs w:val="false"/>
+                <w:sz w:val="16"/>
+                <w:szCs w:val="16"/>
+              </w:rPr>
+              <w:t xml:space="preserve">0.571</w:t>
+            </w:r>
+          </w:p>
+        </w:tc>
+        <w:tc>
+          <w:tcPr>
+            <w:tcW w:type="dxa" w:w="1000"/>
+            <w:tcBorders>
+              <w:top w:val="single" w:color="BBBBBB" w:sz="1"/>
+              <w:left w:val="single" w:color="BBBBBB" w:sz="1"/>
+              <w:bottom w:val="single" w:color="BBBBBB" w:sz="1"/>
+              <w:right w:val="single" w:color="BBBBBB" w:sz="1"/>
+            </w:tcBorders>
+            <w:shd w:fill="FFFFFF" w:val="clear"/>
+            <w:tcMar>
+              <w:top w:type="dxa" w:w="50"/>
+              <w:left w:type="dxa" w:w="80"/>
+              <w:bottom w:type="dxa" w:w="50"/>
+              <w:right w:type="dxa" w:w="80"/>
+            </w:tcMar>
+          </w:tcPr>
+          <w:p>
+            <w:pPr>
+              <w:jc w:val="center"/>
+            </w:pPr>
+            <w:r>
+              <w:rPr>
+                <w:rFonts w:ascii="SimSun" w:cs="SimSun" w:eastAsia="SimSun" w:hAnsi="SimSun"/>
+                <w:b w:val="false"/>
+                <w:bCs w:val="false"/>
+                <w:sz w:val="16"/>
+                <w:szCs w:val="16"/>
+              </w:rPr>
+              <w:t xml:space="preserve">越高越胖</w:t>
+            </w:r>
+          </w:p>
+        </w:tc>
+        <w:tc>
+          <w:tcPr>
+            <w:tcW w:type="dxa" w:w="1600"/>
+            <w:tcBorders>
+              <w:top w:val="single" w:color="BBBBBB" w:sz="1"/>
+              <w:left w:val="single" w:color="BBBBBB" w:sz="1"/>
+              <w:bottom w:val="single" w:color="BBBBBB" w:sz="1"/>
+              <w:right w:val="single" w:color="BBBBBB" w:sz="1"/>
+            </w:tcBorders>
+            <w:shd w:fill="FFFFFF" w:val="clear"/>
+            <w:tcMar>
+              <w:top w:type="dxa" w:w="50"/>
+              <w:left w:type="dxa" w:w="80"/>
+              <w:bottom w:type="dxa" w:w="50"/>
+              <w:right w:type="dxa" w:w="80"/>
+            </w:tcMar>
+          </w:tcPr>
+          <w:p>
+            <w:pPr>
+              <w:jc w:val="center"/>
+            </w:pPr>
+            <w:r>
+              <w:rPr>
+                <w:rFonts w:ascii="SimSun" w:cs="SimSun" w:eastAsia="SimSun" w:hAnsi="SimSun"/>
+                <w:b w:val="false"/>
+                <w:bCs w:val="false"/>
+                <w:sz w:val="16"/>
+                <w:szCs w:val="16"/>
+              </w:rPr>
+              <w:t xml:space="preserve">0</w:t>
+            </w:r>
+          </w:p>
+        </w:tc>
+        <w:tc>
+          <w:tcPr>
+            <w:tcW w:type="dxa" w:w="1600"/>
+            <w:tcBorders>
+              <w:top w:val="single" w:color="BBBBBB" w:sz="1"/>
+              <w:left w:val="single" w:color="BBBBBB" w:sz="1"/>
+              <w:bottom w:val="single" w:color="BBBBBB" w:sz="1"/>
+              <w:right w:val="single" w:color="BBBBBB" w:sz="1"/>
+            </w:tcBorders>
+            <w:shd w:fill="FFFFFF" w:val="clear"/>
+            <w:tcMar>
+              <w:top w:type="dxa" w:w="50"/>
+              <w:left w:type="dxa" w:w="80"/>
+              <w:bottom w:type="dxa" w:w="50"/>
+              <w:right w:type="dxa" w:w="80"/>
+            </w:tcMar>
+          </w:tcPr>
+          <w:p>
+            <w:pPr>
+              <w:jc w:val="center"/>
+            </w:pPr>
+            <w:r>
+              <w:rPr>
+                <w:rFonts w:ascii="SimSun" w:cs="SimSun" w:eastAsia="SimSun" w:hAnsi="SimSun"/>
+                <w:b w:val="false"/>
+                <w:bCs w:val="false"/>
+                <w:sz w:val="16"/>
+                <w:szCs w:val="16"/>
+              </w:rPr>
+              <w:t xml:space="preserve">0.143</w:t>
+            </w:r>
+          </w:p>
+        </w:tc>
+        <w:tc>
+          <w:tcPr>
+            <w:tcW w:type="dxa" w:w="1526"/>
+            <w:tcBorders>
+              <w:top w:val="single" w:color="BBBBBB" w:sz="1"/>
+              <w:left w:val="single" w:color="BBBBBB" w:sz="1"/>
+              <w:bottom w:val="single" w:color="BBBBBB" w:sz="1"/>
+              <w:right w:val="single" w:color="BBBBBB" w:sz="1"/>
+            </w:tcBorders>
+            <w:shd w:fill="FFFFFF" w:val="clear"/>
+            <w:tcMar>
+              <w:top w:type="dxa" w:w="50"/>
+              <w:left w:type="dxa" w:w="80"/>
+              <w:bottom w:type="dxa" w:w="50"/>
+              <w:right w:type="dxa" w:w="80"/>
+            </w:tcMar>
+          </w:tcPr>
+          <w:p>
+            <w:pPr>
+              <w:jc w:val="center"/>
+            </w:pPr>
+            <w:r>
+              <w:rPr>
+                <w:rFonts w:ascii="SimSun" w:cs="SimSun" w:eastAsia="SimSun" w:hAnsi="SimSun"/>
+                <w:b w:val="false"/>
+                <w:bCs w:val="false"/>
+                <w:sz w:val="16"/>
+                <w:szCs w:val="16"/>
+              </w:rPr>
+              <w:t xml:space="preserve">P=0.032</w:t>
+            </w:r>
+          </w:p>
+        </w:tc>
+      </w:tr>
+      <w:tr>
+        <w:trPr>
+          <w:tblHeader w:val="false"/>
+        </w:trPr>
+        <w:tc>
+          <w:tcPr>
+            <w:tcW w:type="dxa" w:w="2500"/>
+            <w:tcBorders>
+              <w:top w:val="single" w:color="BBBBBB" w:sz="1"/>
+              <w:left w:val="single" w:color="BBBBBB" w:sz="1"/>
+              <w:bottom w:val="single" w:color="BBBBBB" w:sz="1"/>
+              <w:right w:val="single" w:color="BBBBBB" w:sz="1"/>
+            </w:tcBorders>
+            <w:shd w:fill="FFFFFF" w:val="clear"/>
+            <w:tcMar>
+              <w:top w:type="dxa" w:w="50"/>
+              <w:left w:type="dxa" w:w="80"/>
+              <w:bottom w:type="dxa" w:w="50"/>
+              <w:right w:type="dxa" w:w="80"/>
+            </w:tcMar>
+          </w:tcPr>
+          <w:p>
+            <w:pPr>
+              <w:jc w:val="left"/>
+            </w:pPr>
+            <w:r>
+              <w:rPr>
+                <w:rFonts w:ascii="SimSun" w:cs="SimSun" w:eastAsia="SimSun" w:hAnsi="SimSun"/>
+                <w:b w:val="false"/>
+                <w:bCs w:val="false"/>
+                <w:sz w:val="16"/>
+                <w:szCs w:val="16"/>
+              </w:rPr>
+              <w:t xml:space="preserve">严格厌氧</w:t>
+            </w:r>
+          </w:p>
+        </w:tc>
+        <w:tc>
+          <w:tcPr>
+            <w:tcW w:type="dxa" w:w="800"/>
+            <w:tcBorders>
+              <w:top w:val="single" w:color="BBBBBB" w:sz="1"/>
+              <w:left w:val="single" w:color="BBBBBB" w:sz="1"/>
+              <w:bottom w:val="single" w:color="BBBBBB" w:sz="1"/>
+              <w:right w:val="single" w:color="BBBBBB" w:sz="1"/>
+            </w:tcBorders>
+            <w:shd w:fill="FFFFFF" w:val="clear"/>
+            <w:tcMar>
+              <w:top w:type="dxa" w:w="50"/>
+              <w:left w:type="dxa" w:w="80"/>
+              <w:bottom w:type="dxa" w:w="50"/>
+              <w:right w:type="dxa" w:w="80"/>
+            </w:tcMar>
+          </w:tcPr>
+          <w:p>
+            <w:pPr>
+              <w:jc w:val="center"/>
+            </w:pPr>
+            <w:r>
+              <w:rPr>
+                <w:rFonts w:ascii="SimSun" w:cs="SimSun" w:eastAsia="SimSun" w:hAnsi="SimSun"/>
+                <w:b w:val="false"/>
+                <w:bCs w:val="false"/>
+                <w:sz w:val="16"/>
+                <w:szCs w:val="16"/>
+              </w:rPr>
+              <w:t xml:space="preserve">0.557</w:t>
+            </w:r>
+          </w:p>
+        </w:tc>
+        <w:tc>
+          <w:tcPr>
+            <w:tcW w:type="dxa" w:w="1000"/>
+            <w:tcBorders>
+              <w:top w:val="single" w:color="BBBBBB" w:sz="1"/>
+              <w:left w:val="single" w:color="BBBBBB" w:sz="1"/>
+              <w:bottom w:val="single" w:color="BBBBBB" w:sz="1"/>
+              <w:right w:val="single" w:color="BBBBBB" w:sz="1"/>
+            </w:tcBorders>
+            <w:shd w:fill="FFFFFF" w:val="clear"/>
+            <w:tcMar>
+              <w:top w:type="dxa" w:w="50"/>
+              <w:left w:type="dxa" w:w="80"/>
+              <w:bottom w:type="dxa" w:w="50"/>
+              <w:right w:type="dxa" w:w="80"/>
+            </w:tcMar>
+          </w:tcPr>
+          <w:p>
+            <w:pPr>
+              <w:jc w:val="center"/>
+            </w:pPr>
+            <w:r>
+              <w:rPr>
+                <w:rFonts w:ascii="SimSun" w:cs="SimSun" w:eastAsia="SimSun" w:hAnsi="SimSun"/>
+                <w:b w:val="false"/>
+                <w:bCs w:val="false"/>
+                <w:sz w:val="16"/>
+                <w:szCs w:val="16"/>
+              </w:rPr>
+              <w:t xml:space="preserve">越高越瘦</w:t>
+            </w:r>
+          </w:p>
+        </w:tc>
+        <w:tc>
+          <w:tcPr>
+            <w:tcW w:type="dxa" w:w="1600"/>
+            <w:tcBorders>
+              <w:top w:val="single" w:color="BBBBBB" w:sz="1"/>
+              <w:left w:val="single" w:color="BBBBBB" w:sz="1"/>
+              <w:bottom w:val="single" w:color="BBBBBB" w:sz="1"/>
+              <w:right w:val="single" w:color="BBBBBB" w:sz="1"/>
+            </w:tcBorders>
+            <w:shd w:fill="FFFFFF" w:val="clear"/>
+            <w:tcMar>
+              <w:top w:type="dxa" w:w="50"/>
+              <w:left w:type="dxa" w:w="80"/>
+              <w:bottom w:type="dxa" w:w="50"/>
+              <w:right w:type="dxa" w:w="80"/>
+            </w:tcMar>
+          </w:tcPr>
+          <w:p>
+            <w:pPr>
+              <w:jc w:val="center"/>
+            </w:pPr>
+            <w:r>
+              <w:rPr>
+                <w:rFonts w:ascii="SimSun" w:cs="SimSun" w:eastAsia="SimSun" w:hAnsi="SimSun"/>
+                <w:b w:val="false"/>
+                <w:bCs w:val="false"/>
+                <w:sz w:val="16"/>
+                <w:szCs w:val="16"/>
+              </w:rPr>
+              <w:t xml:space="preserve">0.971</w:t>
+            </w:r>
+          </w:p>
+        </w:tc>
+        <w:tc>
+          <w:tcPr>
+            <w:tcW w:type="dxa" w:w="1600"/>
+            <w:tcBorders>
+              <w:top w:val="single" w:color="BBBBBB" w:sz="1"/>
+              <w:left w:val="single" w:color="BBBBBB" w:sz="1"/>
+              <w:bottom w:val="single" w:color="BBBBBB" w:sz="1"/>
+              <w:right w:val="single" w:color="BBBBBB" w:sz="1"/>
+            </w:tcBorders>
+            <w:shd w:fill="FFFFFF" w:val="clear"/>
+            <w:tcMar>
+              <w:top w:type="dxa" w:w="50"/>
+              <w:left w:type="dxa" w:w="80"/>
+              <w:bottom w:type="dxa" w:w="50"/>
+              <w:right w:type="dxa" w:w="80"/>
+            </w:tcMar>
+          </w:tcPr>
+          <w:p>
+            <w:pPr>
+              <w:jc w:val="center"/>
+            </w:pPr>
+            <w:r>
+              <w:rPr>
+                <w:rFonts w:ascii="SimSun" w:cs="SimSun" w:eastAsia="SimSun" w:hAnsi="SimSun"/>
+                <w:b w:val="false"/>
+                <w:bCs w:val="false"/>
+                <w:sz w:val="16"/>
+                <w:szCs w:val="16"/>
+              </w:rPr>
+              <w:t xml:space="preserve">0.857</w:t>
+            </w:r>
+          </w:p>
+        </w:tc>
+        <w:tc>
+          <w:tcPr>
+            <w:tcW w:type="dxa" w:w="1526"/>
+            <w:tcBorders>
+              <w:top w:val="single" w:color="BBBBBB" w:sz="1"/>
+              <w:left w:val="single" w:color="BBBBBB" w:sz="1"/>
+              <w:bottom w:val="single" w:color="BBBBBB" w:sz="1"/>
+              <w:right w:val="single" w:color="BBBBBB" w:sz="1"/>
+            </w:tcBorders>
+            <w:shd w:fill="FFFFFF" w:val="clear"/>
+            <w:tcMar>
+              <w:top w:type="dxa" w:w="50"/>
+              <w:left w:type="dxa" w:w="80"/>
+              <w:bottom w:type="dxa" w:w="50"/>
+              <w:right w:type="dxa" w:w="80"/>
+            </w:tcMar>
+          </w:tcPr>
+          <w:p>
+            <w:pPr>
+              <w:jc w:val="center"/>
+            </w:pPr>
+            <w:r>
+              <w:rPr>
+                <w:rFonts w:ascii="SimSun" w:cs="SimSun" w:eastAsia="SimSun" w:hAnsi="SimSun"/>
+                <w:b w:val="false"/>
+                <w:bCs w:val="false"/>
+                <w:sz w:val="16"/>
+                <w:szCs w:val="16"/>
+              </w:rPr>
+              <w:t xml:space="preserve">不显著</w:t>
+            </w:r>
+          </w:p>
+        </w:tc>
+      </w:tr>
+      <w:tr>
+        <w:trPr>
+          <w:tblHeader w:val="false"/>
+        </w:trPr>
+        <w:tc>
+          <w:tcPr>
+            <w:tcW w:type="dxa" w:w="2500"/>
+            <w:tcBorders>
+              <w:top w:val="single" w:color="BBBBBB" w:sz="1"/>
+              <w:left w:val="single" w:color="BBBBBB" w:sz="1"/>
+              <w:bottom w:val="single" w:color="BBBBBB" w:sz="1"/>
+              <w:right w:val="single" w:color="BBBBBB" w:sz="1"/>
+            </w:tcBorders>
+            <w:shd w:fill="FFFFFF" w:val="clear"/>
+            <w:tcMar>
+              <w:top w:type="dxa" w:w="50"/>
+              <w:left w:type="dxa" w:w="80"/>
+              <w:bottom w:type="dxa" w:w="50"/>
+              <w:right w:type="dxa" w:w="80"/>
+            </w:tcMar>
+          </w:tcPr>
+          <w:p>
+            <w:pPr>
+              <w:jc w:val="left"/>
+            </w:pPr>
+            <w:r>
+              <w:rPr>
+                <w:rFonts w:ascii="SimSun" w:cs="SimSun" w:eastAsia="SimSun" w:hAnsi="SimSun"/>
+                <w:b w:val="false"/>
+                <w:bCs w:val="false"/>
+                <w:sz w:val="16"/>
+                <w:szCs w:val="16"/>
+              </w:rPr>
+              <w:t xml:space="preserve">纤维降解能力</w:t>
+            </w:r>
+          </w:p>
+        </w:tc>
+        <w:tc>
+          <w:tcPr>
+            <w:tcW w:type="dxa" w:w="800"/>
+            <w:tcBorders>
+              <w:top w:val="single" w:color="BBBBBB" w:sz="1"/>
+              <w:left w:val="single" w:color="BBBBBB" w:sz="1"/>
+              <w:bottom w:val="single" w:color="BBBBBB" w:sz="1"/>
+              <w:right w:val="single" w:color="BBBBBB" w:sz="1"/>
+            </w:tcBorders>
+            <w:shd w:fill="FFFFFF" w:val="clear"/>
+            <w:tcMar>
+              <w:top w:type="dxa" w:w="50"/>
+              <w:left w:type="dxa" w:w="80"/>
+              <w:bottom w:type="dxa" w:w="50"/>
+              <w:right w:type="dxa" w:w="80"/>
+            </w:tcMar>
+          </w:tcPr>
+          <w:p>
+            <w:pPr>
+              <w:jc w:val="center"/>
+            </w:pPr>
+            <w:r>
+              <w:rPr>
+                <w:rFonts w:ascii="SimSun" w:cs="SimSun" w:eastAsia="SimSun" w:hAnsi="SimSun"/>
+                <w:b w:val="false"/>
+                <w:bCs w:val="false"/>
+                <w:sz w:val="16"/>
+                <w:szCs w:val="16"/>
+              </w:rPr>
+              <w:t xml:space="preserve">0.536</w:t>
+            </w:r>
+          </w:p>
+        </w:tc>
+        <w:tc>
+          <w:tcPr>
+            <w:tcW w:type="dxa" w:w="1000"/>
+            <w:tcBorders>
+              <w:top w:val="single" w:color="BBBBBB" w:sz="1"/>
+              <w:left w:val="single" w:color="BBBBBB" w:sz="1"/>
+              <w:bottom w:val="single" w:color="BBBBBB" w:sz="1"/>
+              <w:right w:val="single" w:color="BBBBBB" w:sz="1"/>
+            </w:tcBorders>
+            <w:shd w:fill="FFFFFF" w:val="clear"/>
+            <w:tcMar>
+              <w:top w:type="dxa" w:w="50"/>
+              <w:left w:type="dxa" w:w="80"/>
+              <w:bottom w:type="dxa" w:w="50"/>
+              <w:right w:type="dxa" w:w="80"/>
+            </w:tcMar>
+          </w:tcPr>
+          <w:p>
+            <w:pPr>
+              <w:jc w:val="center"/>
+            </w:pPr>
+            <w:r>
+              <w:rPr>
+                <w:rFonts w:ascii="SimSun" w:cs="SimSun" w:eastAsia="SimSun" w:hAnsi="SimSun"/>
+                <w:b w:val="false"/>
+                <w:bCs w:val="false"/>
+                <w:sz w:val="16"/>
+                <w:szCs w:val="16"/>
+              </w:rPr>
+              <w:t xml:space="preserve">越高越瘦</w:t>
+            </w:r>
+          </w:p>
+        </w:tc>
+        <w:tc>
+          <w:tcPr>
+            <w:tcW w:type="dxa" w:w="1600"/>
+            <w:tcBorders>
+              <w:top w:val="single" w:color="BBBBBB" w:sz="1"/>
+              <w:left w:val="single" w:color="BBBBBB" w:sz="1"/>
+              <w:bottom w:val="single" w:color="BBBBBB" w:sz="1"/>
+              <w:right w:val="single" w:color="BBBBBB" w:sz="1"/>
+            </w:tcBorders>
+            <w:shd w:fill="FFFFFF" w:val="clear"/>
+            <w:tcMar>
+              <w:top w:type="dxa" w:w="50"/>
+              <w:left w:type="dxa" w:w="80"/>
+              <w:bottom w:type="dxa" w:w="50"/>
+              <w:right w:type="dxa" w:w="80"/>
+            </w:tcMar>
+          </w:tcPr>
+          <w:p>
+            <w:pPr>
+              <w:jc w:val="center"/>
+            </w:pPr>
+            <w:r>
+              <w:rPr>
+                <w:rFonts w:ascii="SimSun" w:cs="SimSun" w:eastAsia="SimSun" w:hAnsi="SimSun"/>
+                <w:b w:val="false"/>
+                <w:bCs w:val="false"/>
+                <w:sz w:val="16"/>
+                <w:szCs w:val="16"/>
+              </w:rPr>
+              <w:t xml:space="preserve">0.5</w:t>
+            </w:r>
+          </w:p>
+        </w:tc>
+        <w:tc>
+          <w:tcPr>
+            <w:tcW w:type="dxa" w:w="1600"/>
+            <w:tcBorders>
+              <w:top w:val="single" w:color="BBBBBB" w:sz="1"/>
+              <w:left w:val="single" w:color="BBBBBB" w:sz="1"/>
+              <w:bottom w:val="single" w:color="BBBBBB" w:sz="1"/>
+              <w:right w:val="single" w:color="BBBBBB" w:sz="1"/>
+            </w:tcBorders>
+            <w:shd w:fill="FFFFFF" w:val="clear"/>
+            <w:tcMar>
+              <w:top w:type="dxa" w:w="50"/>
+              <w:left w:type="dxa" w:w="80"/>
+              <w:bottom w:type="dxa" w:w="50"/>
+              <w:right w:type="dxa" w:w="80"/>
+            </w:tcMar>
+          </w:tcPr>
+          <w:p>
+            <w:pPr>
+              <w:jc w:val="center"/>
+            </w:pPr>
+            <w:r>
+              <w:rPr>
+                <w:rFonts w:ascii="SimSun" w:cs="SimSun" w:eastAsia="SimSun" w:hAnsi="SimSun"/>
+                <w:b w:val="false"/>
+                <w:bCs w:val="false"/>
+                <w:sz w:val="16"/>
+                <w:szCs w:val="16"/>
+              </w:rPr>
+              <w:t xml:space="preserve">0.429</w:t>
+            </w:r>
+          </w:p>
+        </w:tc>
+        <w:tc>
+          <w:tcPr>
+            <w:tcW w:type="dxa" w:w="1526"/>
+            <w:tcBorders>
+              <w:top w:val="single" w:color="BBBBBB" w:sz="1"/>
+              <w:left w:val="single" w:color="BBBBBB" w:sz="1"/>
+              <w:bottom w:val="single" w:color="BBBBBB" w:sz="1"/>
+              <w:right w:val="single" w:color="BBBBBB" w:sz="1"/>
+            </w:tcBorders>
+            <w:shd w:fill="FFFFFF" w:val="clear"/>
+            <w:tcMar>
+              <w:top w:type="dxa" w:w="50"/>
+              <w:left w:type="dxa" w:w="80"/>
+              <w:bottom w:type="dxa" w:w="50"/>
+              <w:right w:type="dxa" w:w="80"/>
+            </w:tcMar>
+          </w:tcPr>
+          <w:p>
+            <w:pPr>
+              <w:jc w:val="center"/>
+            </w:pPr>
+            <w:r>
+              <w:rPr>
+                <w:rFonts w:ascii="SimSun" w:cs="SimSun" w:eastAsia="SimSun" w:hAnsi="SimSun"/>
+                <w:b w:val="false"/>
+                <w:bCs w:val="false"/>
+                <w:sz w:val="16"/>
+                <w:szCs w:val="16"/>
+              </w:rPr>
+              <w:t xml:space="preserve">不显著</w:t>
+            </w:r>
+          </w:p>
+        </w:tc>
+      </w:tr>
+    </w:tbl>
+    <w:p>
+      <w:pPr>
+        <w:spacing w:after="180" w:before="70"/>
+        <w:jc w:val="center"/>
+      </w:pPr>
+      <w:r>
+        <w:rPr>
+          <w:rFonts w:ascii="SimHei" w:cs="SimHei" w:eastAsia="SimHei" w:hAnsi="SimHei"/>
+          <w:b/>
+          <w:bCs/>
+          <w:sz w:val="17"/>
+          <w:szCs w:val="17"/>
+        </w:rPr>
+        <w:t xml:space="preserve">表 7  与瘦人菌株相关的候选因素（按判别力排序，前 6）</w:t>
+      </w:r>
+    </w:p>
+    <w:p>
+      <w:pPr>
+        <w:spacing w:after="110" w:line="340"/>
+        <w:ind w:firstLine="440"/>
+        <w:jc w:val="both"/>
+      </w:pPr>
+      <w:r>
+        <w:rPr>
+          <w:rFonts w:ascii="SimSun" w:cs="SimSun" w:eastAsia="SimSun" w:hAnsi="SimSun"/>
+          <w:b/>
+          <w:bCs/>
+          <w:sz w:val="21"/>
+          <w:szCs w:val="21"/>
+        </w:rPr>
+        <w:t xml:space="preserve">核心发现：与菌群多样性的关联是最强的独立判别因素。</w:t>
+      </w:r>
+      <w:r>
+        <w:rPr>
+          <w:rFonts w:ascii="SimSun" w:cs="SimSun" w:eastAsia="SimSun" w:hAnsi="SimSun"/>
+          <w:sz w:val="21"/>
+          <w:szCs w:val="21"/>
+        </w:rPr>
+        <w:t xml:space="preserve"> 该特征在各组内部单独计算（而非直接比较胖瘦两组），故不构成循环论证。瘦人富集菌的多样性关联均值为 +0.193，而肥胖富集菌仅 +0.025（P&lt;0.001，AUC 0.920，图 3C）。生物学含义为：</w:t>
+      </w:r>
+      <w:r>
+        <w:rPr>
+          <w:rFonts w:ascii="SimSun" w:cs="SimSun" w:eastAsia="SimSun" w:hAnsi="SimSun"/>
+          <w:b/>
+          <w:bCs/>
+          <w:sz w:val="21"/>
+          <w:szCs w:val="21"/>
+        </w:rPr>
+        <w:t xml:space="preserve">瘦人相关菌能与高多样性群落共存，而肥胖相关菌更适应低多样性的失衡群落</w:t>
+      </w:r>
+      <w:r>
+        <w:rPr>
+          <w:rFonts w:ascii="SimSun" w:cs="SimSun" w:eastAsia="SimSun" w:hAnsi="SimSun"/>
+          <w:sz w:val="21"/>
+          <w:szCs w:val="21"/>
+        </w:rPr>
+        <w:t xml:space="preserve">。</w:t>
+      </w:r>
+    </w:p>
+    <w:p>
+      <w:pPr>
+        <w:spacing w:after="110" w:line="340"/>
+        <w:ind w:firstLine="440"/>
+        <w:jc w:val="both"/>
+      </w:pPr>
+      <w:r>
+        <w:rPr>
+          <w:rFonts w:ascii="SimSun" w:cs="SimSun" w:eastAsia="SimSun" w:hAnsi="SimSun"/>
+          <w:b/>
+          <w:bCs/>
+          <w:sz w:val="21"/>
+          <w:szCs w:val="21"/>
+        </w:rPr>
+        <w:t xml:space="preserve">跨属泛化能力对比（图 3B）</w:t>
+      </w:r>
+      <w:r>
+        <w:rPr>
+          <w:rFonts w:ascii="SimSun" w:cs="SimSun" w:eastAsia="SimSun" w:hAnsi="SimSun"/>
+          <w:sz w:val="21"/>
+          <w:szCs w:val="21"/>
+        </w:rPr>
+        <w:t xml:space="preserve">：仅用多样性关联，留一属交叉验证 AUC 达 </w:t>
+      </w:r>
+      <w:r>
+        <w:rPr>
+          <w:rFonts w:ascii="SimSun" w:cs="SimSun" w:eastAsia="SimSun" w:hAnsi="SimSun"/>
+          <w:b/>
+          <w:bCs/>
+          <w:sz w:val="21"/>
+          <w:szCs w:val="21"/>
+        </w:rPr>
+        <w:t xml:space="preserve">0.878</w:t>
+      </w:r>
+      <w:r>
+        <w:rPr>
+          <w:rFonts w:ascii="SimSun" w:cs="SimSun" w:eastAsia="SimSun" w:hAnsi="SimSun"/>
+          <w:sz w:val="21"/>
+          <w:szCs w:val="21"/>
+        </w:rPr>
+        <w:t xml:space="preserve">；与丙酸潜能联合可达 </w:t>
+      </w:r>
+      <w:r>
+        <w:rPr>
+          <w:rFonts w:ascii="SimSun" w:cs="SimSun" w:eastAsia="SimSun" w:hAnsi="SimSun"/>
+          <w:b/>
+          <w:bCs/>
+          <w:sz w:val="21"/>
+          <w:szCs w:val="21"/>
+        </w:rPr>
+        <w:t xml:space="preserve">0.895</w:t>
+      </w:r>
+      <w:r>
+        <w:rPr>
+          <w:rFonts w:ascii="SimSun" w:cs="SimSun" w:eastAsia="SimSun" w:hAnsi="SimSun"/>
+          <w:sz w:val="21"/>
+          <w:szCs w:val="21"/>
+        </w:rPr>
+        <w:t xml:space="preserve">；而仅用丙酸潜能仅 0.321、仅用知识型特征仅 0.519。</w:t>
+      </w:r>
+      <w:r>
+        <w:rPr>
+          <w:rFonts w:ascii="SimSun" w:cs="SimSun" w:eastAsia="SimSun" w:hAnsi="SimSun"/>
+          <w:b/>
+          <w:bCs/>
+          <w:sz w:val="21"/>
+          <w:szCs w:val="21"/>
+        </w:rPr>
+        <w:t xml:space="preserve">多样性关联不仅判别力最强，且是唯一能跨属泛化的特征</w:t>
+      </w:r>
+      <w:r>
+        <w:rPr>
+          <w:rFonts w:ascii="SimSun" w:cs="SimSun" w:eastAsia="SimSun" w:hAnsi="SimSun"/>
+          <w:sz w:val="21"/>
+          <w:szCs w:val="21"/>
+        </w:rPr>
+        <w:t xml:space="preserve">，因而可直接用于筛查目录之外的新候选菌株。</w:t>
+      </w:r>
+    </w:p>
+    <w:p>
+      <w:pPr>
+        <w:spacing w:after="110" w:line="340"/>
+        <w:ind w:firstLine="440"/>
+        <w:jc w:val="both"/>
+      </w:pPr>
+      <w:r>
+        <w:rPr>
+          <w:rFonts w:ascii="SimSun" w:cs="SimSun" w:eastAsia="SimSun" w:hAnsi="SimSun"/>
+          <w:b/>
+          <w:bCs/>
+          <w:sz w:val="21"/>
+          <w:szCs w:val="21"/>
+        </w:rPr>
+        <w:t xml:space="preserve">次要因素</w:t>
+      </w:r>
+      <w:r>
+        <w:rPr>
+          <w:rFonts w:ascii="SimSun" w:cs="SimSun" w:eastAsia="SimSun" w:hAnsi="SimSun"/>
+          <w:sz w:val="21"/>
+          <w:szCs w:val="21"/>
+        </w:rPr>
+        <w:t xml:space="preserve">：肥胖富集菌中芽孢形成菌比例显著更高（71% 对 32%），口腔来源菌亦更多（14% 对 0%）；而流行率、平均丰度与共现网络中心度均无判别力（AUC≈0.50–0.52），说明“常见”或“高丰度”并不等同于“有益”。</w:t>
+      </w:r>
+    </w:p>
+    <w:p>
+      <w:pPr>
+        <w:pStyle w:val="Heading1"/>
+        <w:spacing w:after="150" w:before="300"/>
+      </w:pPr>
+      <w:r>
+        <w:rPr>
+          <w:rFonts w:ascii="SimHei" w:cs="SimHei" w:eastAsia="SimHei" w:hAnsi="SimHei"/>
+          <w:b/>
+          <w:bCs/>
+          <w:sz w:val="29"/>
+          <w:szCs w:val="29"/>
+        </w:rPr>
+        <w:t xml:space="preserve">5  结论</w:t>
       </w:r>
     </w:p>
     <w:p>
@@ -8513,6 +11351,60 @@
     </w:p>
     <w:p>
       <w:pPr>
+        <w:pStyle w:val="ListParagraph"/>
+        <w:numPr>
+          <w:ilvl w:val="0"/>
+          <w:numId w:val="2"/>
+        </w:numPr>
+        <w:spacing w:after="60" w:line="330"/>
+      </w:pPr>
+      <w:r>
+        <w:rPr>
+          <w:rFonts w:ascii="SimSun" w:cs="SimSun" w:eastAsia="SimSun" w:hAnsi="SimSun"/>
+          <w:sz w:val="21"/>
+          <w:szCs w:val="21"/>
+        </w:rPr>
+        <w:t xml:space="preserve">自下而上菌株性质程序与本严格筛选中等一致（81.1%，κ=0.52），但可靠性不对称：预测“保护”时精确率 96% 可直接用于初筛，预测“促肥胖”时仅 50% 不可用于排除；且曾将促炎菌 Ruminococcus gnavus 误判为保护菌，必须以实测差异丰度复核。</w:t>
+      </w:r>
+    </w:p>
+    <w:p>
+      <w:pPr>
+        <w:pStyle w:val="ListParagraph"/>
+        <w:numPr>
+          <w:ilvl w:val="0"/>
+          <w:numId w:val="2"/>
+        </w:numPr>
+        <w:spacing w:after="60" w:line="330"/>
+      </w:pPr>
+      <w:r>
+        <w:rPr>
+          <w:rFonts w:ascii="SimSun" w:cs="SimSun" w:eastAsia="SimSun" w:hAnsi="SimSun"/>
+          <w:sz w:val="21"/>
+          <w:szCs w:val="21"/>
+        </w:rPr>
+        <w:t xml:space="preserve">功能潜能层面，丙酸产生能力是唯一有效特征（10/10 全部瘦人富集），丁酸产生能力无效且方向相反，应停止将“丁酸产生菌”作为减脂筛选标准。</w:t>
+      </w:r>
+    </w:p>
+    <w:p>
+      <w:pPr>
+        <w:pStyle w:val="ListParagraph"/>
+        <w:numPr>
+          <w:ilvl w:val="0"/>
+          <w:numId w:val="2"/>
+        </w:numPr>
+        <w:spacing w:after="60" w:line="330"/>
+      </w:pPr>
+      <w:r>
+        <w:rPr>
+          <w:rFonts w:ascii="SimSun" w:cs="SimSun" w:eastAsia="SimSun" w:hAnsi="SimSun"/>
+          <w:sz w:val="21"/>
+          <w:szCs w:val="21"/>
+        </w:rPr>
+        <w:t xml:space="preserve">与菌群多样性的关联是判别力最强（AUC 0.920）且唯一能跨属泛化（留一属 AUC 0.878）的因素，与丙酸联合可达 0.895，建议作为新菌株的首选筛查指标；肥胖富集菌则更多为芽孢形成菌与口腔来源菌。</w:t>
+      </w:r>
+    </w:p>
+    <w:p>
+      <w:pPr>
         <w:pStyle w:val="Heading1"/>
         <w:spacing w:after="150" w:before="300"/>
       </w:pPr>
@@ -8524,7 +11416,7 @@
           <w:sz w:val="29"/>
           <w:szCs w:val="29"/>
         </w:rPr>
-        <w:t xml:space="preserve">4  局限性</w:t>
+        <w:t xml:space="preserve">6  局限性</w:t>
       </w:r>
     </w:p>
     <w:p>
@@ -8619,6 +11511,42 @@
     </w:p>
     <w:p>
       <w:pPr>
+        <w:pStyle w:val="ListParagraph"/>
+        <w:numPr>
+          <w:ilvl w:val="0"/>
+          <w:numId w:val="3"/>
+        </w:numPr>
+        <w:spacing w:after="60" w:line="330"/>
+      </w:pPr>
+      <w:r>
+        <w:rPr>
+          <w:rFonts w:ascii="SimSun" w:cs="SimSun" w:eastAsia="SimSun" w:hAnsi="SimSun"/>
+          <w:sz w:val="21"/>
+          <w:szCs w:val="21"/>
+        </w:rPr>
+        <w:t xml:space="preserve">特征筛选样本有限：41 个显著物种中仅 7 个肥胖富集，类别不平衡，判别力估计不稳；丙酸 10/10 的完美关联基于 n=10，需更大样本复核。</w:t>
+      </w:r>
+    </w:p>
+    <w:p>
+      <w:pPr>
+        <w:pStyle w:val="ListParagraph"/>
+        <w:numPr>
+          <w:ilvl w:val="0"/>
+          <w:numId w:val="3"/>
+        </w:numPr>
+        <w:spacing w:after="60" w:line="330"/>
+      </w:pPr>
+      <w:r>
+        <w:rPr>
+          <w:rFonts w:ascii="SimSun" w:cs="SimSun" w:eastAsia="SimSun" w:hAnsi="SimSun"/>
+          <w:sz w:val="21"/>
+          <w:szCs w:val="21"/>
+        </w:rPr>
+        <w:t xml:space="preserve">与已确认瘦人菌的共现亲和度（AUC 0.96）含部分定义性循环，已在解读中标注，不作为独立结论；多样性关联虽在组内计算，仍属关联证据。</w:t>
+      </w:r>
+    </w:p>
+    <w:p>
+      <w:pPr>
         <w:pStyle w:val="Heading1"/>
         <w:spacing w:after="150" w:before="300"/>
       </w:pPr>
@@ -8630,7 +11558,7 @@
           <w:sz w:val="29"/>
           <w:szCs w:val="29"/>
         </w:rPr>
-        <w:t xml:space="preserve">5  数据与代码可用性</w:t>
+        <w:t xml:space="preserve">7  数据与代码可用性</w:t>
       </w:r>
     </w:p>
     <w:p>
@@ -8644,7 +11572,7 @@
           <w:sz w:val="21"/>
           <w:szCs w:val="21"/>
         </w:rPr>
-        <w:t xml:space="preserve">分析脚本：scripts/obesity_model/we_healthy_full_analysis.py；结果数据：results/prediction_results/we_healthy/（含队列来源表 cohort_sources.csv、匹配队列 matched_cohort.csv、完整差异分析表 differential_abundance_adjusted.csv、分析摘要 analysis_summary.json）；配套 Excel 汇总见 西欧健康队列_完整数据_20260625.xlsx。</w:t>
+        <w:t xml:space="preserve">分析脚本：scripts/obesity_model/we_healthy_full_analysis.py（主分析）、bottomup_vs_screened_validation.py（程序验证）、lean_associated_factors_discovery.py（因素筛选）；结果数据：results/prediction_results/we_healthy/（含队列来源表 cohort_sources.csv、匹配队列 matched_cohort.csv、完整差异分析表 differential_abundance_adjusted.csv、分析摘要 analysis_summary.json）；程序验证与因素筛选结果见 results/prediction_results/bottomup_validation/ 与 lean_factors/；配套 Excel 汇总见 西欧健康队列_完整数据_20260625.xlsx。</w:t>
       </w:r>
     </w:p>
     <w:sectPr>
